--- a/reports/Group/Testing Report G0-65.docx
+++ b/reports/Group/Testing Report G0-65.docx
@@ -801,6 +801,15 @@
     </w:p>
     <w:sdt>
       <w:sdtPr>
+        <w:rPr>
+          <w:rFonts w:asciiTheme="minorHAnsi" w:eastAsiaTheme="minorHAnsi" w:hAnsiTheme="minorHAnsi" w:cstheme="minorBidi"/>
+          <w:color w:val="auto"/>
+          <w:kern w:val="2"/>
+          <w:sz w:val="24"/>
+          <w:szCs w:val="24"/>
+          <w:lang w:eastAsia="en-US"/>
+          <w14:ligatures w14:val="standardContextual"/>
+        </w:rPr>
         <w:id w:val="980888817"/>
         <w:docPartObj>
           <w:docPartGallery w:val="Table of Contents"/>
@@ -809,15 +818,8 @@
       </w:sdtPr>
       <w:sdtEndPr>
         <w:rPr>
-          <w:rFonts w:asciiTheme="minorHAnsi" w:eastAsiaTheme="minorHAnsi" w:hAnsiTheme="minorHAnsi" w:cstheme="minorBidi"/>
           <w:b/>
           <w:bCs/>
-          <w:color w:val="auto"/>
-          <w:kern w:val="2"/>
-          <w:sz w:val="24"/>
-          <w:szCs w:val="24"/>
-          <w:lang w:eastAsia="en-US"/>
-          <w14:ligatures w14:val="standardContextual"/>
         </w:rPr>
       </w:sdtEndPr>
       <w:sdtContent>
@@ -1587,31 +1589,15 @@
         <w:t>Acme-Starters</w:t>
       </w:r>
       <w:r>
-        <w:t>. El objetivo principal es certificar la calidad y el rendimiento del software desarrollado. Para ello, el informe se divide en dos enfoques principales: pruebas funcionales y pruebas de rendimiento. En las pruebas funcionales, se ha validado la corrección de las operaciones del sistema utilizando un enfoque de mutaciones (</w:t>
+        <w:t>. El objetivo principal es certificar la calidad y el rendimiento del software desarrollado. Para ello, el informe se divide en dos enfoques principales: pruebas funcionales y pruebas de rendimiento. Por otro lado, en las pruebas de rendimiento, se ha medido el tiempo de respuesta (</w:t>
       </w:r>
       <w:proofErr w:type="spellStart"/>
       <w:r>
-        <w:t>mutants</w:t>
+        <w:t>wall</w:t>
       </w:r>
       <w:proofErr w:type="spellEnd"/>
       <w:r>
-        <w:t xml:space="preserve"> </w:t>
-      </w:r>
-      <w:proofErr w:type="spellStart"/>
-      <w:r>
-        <w:t>approach</w:t>
-      </w:r>
-      <w:proofErr w:type="spellEnd"/>
-      <w:r>
-        <w:t>) para garantizar la robustez de los casos de prueba. Por otro lado, en las pruebas de rendimiento, se ha medido el tiempo de respuesta (</w:t>
-      </w:r>
-      <w:proofErr w:type="spellStart"/>
-      <w:r>
-        <w:t>wall</w:t>
-      </w:r>
-      <w:proofErr w:type="spellEnd"/>
-      <w:r>
-        <w:t xml:space="preserve"> time) de dichas operaciones, comparando estadísticamente la capacidad de procesamiento en dos equipos informáticos diferentes mediante intervalos de confianza y un contraste de hipótesis. Los resultados indican que [RELLENAR POR TI: breve frase sobre si el sistema pasó las pruebas satisfactoriamente y qué ordenador fue más rápido].</w:t>
+        <w:t xml:space="preserve"> time) de dichas operaciones, comparando estadísticamente la capacidad de procesamiento en dos equipos informáticos diferentes mediante intervalos de confianza y un contraste de hipótesis.</w:t>
       </w:r>
     </w:p>
     <w:p>
@@ -1765,24 +1751,13 @@
     <w:p/>
     <w:p>
       <w:r>
-        <w:t xml:space="preserve">Para lograr estos objetivos, se han diseñado pruebas funcionales automatizadas que cubren las características principales del sistema. La calidad de estas pruebas se ha medido inyectando defectos deliberados en el código (mutantes) </w:t>
-      </w:r>
-      <w:r>
-        <w:lastRenderedPageBreak/>
-        <w:t xml:space="preserve">para asegurar que los </w:t>
-      </w:r>
-      <w:proofErr w:type="spellStart"/>
-      <w:r>
-        <w:t>tests</w:t>
-      </w:r>
-      <w:proofErr w:type="spellEnd"/>
-      <w:r>
-        <w:t xml:space="preserve"> son capaces de detectarlos y fallar de manera esperada. Además, se ha monitorizado el tiempo de procesamiento necesario para servir las peticiones en diferentes entornos de hardware, aportando rigor analítico a las afirmaciones sobre la escalabilidad y eficiencia del proyecto.</w:t>
+        <w:t>Para lograr estos objetivos, se han diseñado pruebas funcionales automatizadas que cubren las características principales del sistema. Además, se ha monitorizado el tiempo de procesamiento necesario para servir las peticiones en diferentes entornos de hardware, aportando rigor analítico a las afirmaciones sobre la escalabilidad y eficiencia del proyecto.</w:t>
       </w:r>
     </w:p>
     <w:p/>
     <w:p>
       <w:r>
+        <w:lastRenderedPageBreak/>
         <w:t>El documento está organizado de la siguiente manera: la Sección 4 es el núcleo del documento y contiene dos subsecciones; la subsección 4.1 enumera los casos de prueba funcionales agrupados por característica y su efectividad ante los mutantes, mientras que la subsección 4.2 presenta los gráficos de rendimiento y los análisis estadísticos de tiempos de ejecución en dos ordenadores. Posteriormente, la Sección 5 resume las conclusiones clave derivadas del análisis. Finalmente, la Sección 6 contiene la bibliografía consultada.</w:t>
       </w:r>
     </w:p>
@@ -1845,240 +1820,1047 @@
       </w:r>
       <w:proofErr w:type="spellEnd"/>
       <w:r>
-        <w:t>). Para cada uno se indica su efectividad para detectar errores basándonos en el enfoque de mutantes (</w:t>
-      </w:r>
-      <w:proofErr w:type="spellStart"/>
-      <w:r>
-        <w:rPr>
-          <w:i/>
-          <w:iCs/>
-        </w:rPr>
-        <w:t>mutants</w:t>
-      </w:r>
-      <w:proofErr w:type="spellEnd"/>
-      <w:r>
-        <w:rPr>
-          <w:i/>
-          <w:iCs/>
-        </w:rPr>
-        <w:t xml:space="preserve"> </w:t>
-      </w:r>
-      <w:proofErr w:type="spellStart"/>
-      <w:r>
-        <w:rPr>
-          <w:i/>
-          <w:iCs/>
-        </w:rPr>
-        <w:t>approach</w:t>
-      </w:r>
-      <w:proofErr w:type="spellEnd"/>
-      <w:r>
-        <w:t>).</w:t>
+        <w:t xml:space="preserve">). </w:t>
       </w:r>
     </w:p>
     <w:p>
+      <w:pPr>
+        <w:pStyle w:val="Requirement-HeaderS1"/>
+        <w:numPr>
+          <w:ilvl w:val="0"/>
+          <w:numId w:val="0"/>
+        </w:numPr>
+        <w:ind w:left="360"/>
+        <w:rPr>
+          <w:rFonts w:ascii="Calibri" w:hAnsi="Calibri" w:cs="Calibri"/>
+        </w:rPr>
+      </w:pPr>
+      <w:r>
+        <w:rPr>
+          <w:rStyle w:val="Ttulo3Car"/>
+        </w:rPr>
+        <w:t xml:space="preserve">Feature </w:t>
+      </w:r>
+      <w:r>
+        <w:rPr>
+          <w:rStyle w:val="Ttulo3Car"/>
+        </w:rPr>
+        <w:t>1</w:t>
+      </w:r>
+      <w:r>
+        <w:rPr>
+          <w:rStyle w:val="Ttulo3Car"/>
+        </w:rPr>
+        <w:t>:</w:t>
+      </w:r>
+      <w:r>
+        <w:t xml:space="preserve"> </w:t>
+      </w:r>
+      <w:r>
+        <w:rPr>
+          <w:rFonts w:ascii="Calibri" w:hAnsi="Calibri" w:cs="Calibri"/>
+        </w:rPr>
+        <w:t>Any principal must be able to:</w:t>
+      </w:r>
+    </w:p>
+    <w:p>
+      <w:pPr>
+        <w:pStyle w:val="Requirement-Body"/>
+        <w:numPr>
+          <w:ilvl w:val="0"/>
+          <w:numId w:val="8"/>
+        </w:numPr>
+        <w:rPr>
+          <w:rFonts w:ascii="Calibri" w:hAnsi="Calibri" w:cs="Calibri"/>
+        </w:rPr>
+      </w:pPr>
+      <w:r>
+        <w:rPr>
+          <w:rFonts w:ascii="Calibri" w:hAnsi="Calibri" w:cs="Calibri"/>
+        </w:rPr>
+        <w:t xml:space="preserve">List and display the </w:t>
+      </w:r>
+      <w:r>
+        <w:rPr>
+          <w:rFonts w:ascii="Calibri" w:hAnsi="Calibri" w:cs="Calibri"/>
+          <w:b/>
+          <w:bCs/>
+        </w:rPr>
+        <w:t xml:space="preserve">projects </w:t>
+      </w:r>
+      <w:r>
+        <w:rPr>
+          <w:rFonts w:ascii="Calibri" w:hAnsi="Calibri" w:cs="Calibri"/>
+        </w:rPr>
+        <w:t>and their components</w:t>
+      </w:r>
+      <w:r>
+        <w:rPr>
+          <w:rFonts w:ascii="Calibri" w:hAnsi="Calibri" w:cs="Calibri"/>
+        </w:rPr>
+        <w:t xml:space="preserve"> in the system </w:t>
+      </w:r>
+      <w:proofErr w:type="gramStart"/>
+      <w:r>
+        <w:rPr>
+          <w:rFonts w:ascii="Calibri" w:hAnsi="Calibri" w:cs="Calibri"/>
+        </w:rPr>
+        <w:t>as long as</w:t>
+      </w:r>
+      <w:proofErr w:type="gramEnd"/>
+      <w:r>
+        <w:rPr>
+          <w:rFonts w:ascii="Calibri" w:hAnsi="Calibri" w:cs="Calibri"/>
+        </w:rPr>
+        <w:t xml:space="preserve"> they have been published</w:t>
+      </w:r>
+      <w:r>
+        <w:rPr>
+          <w:rFonts w:ascii="Calibri" w:hAnsi="Calibri" w:cs="Calibri"/>
+        </w:rPr>
+        <w:t>.</w:t>
+      </w:r>
+    </w:p>
+    <w:p>
+      <w:pPr>
+        <w:pStyle w:val="Requirement-Body"/>
+        <w:numPr>
+          <w:ilvl w:val="0"/>
+          <w:numId w:val="0"/>
+        </w:numPr>
+        <w:ind w:left="567" w:hanging="283"/>
+      </w:pPr>
+      <w:r>
+        <w:rPr>
+          <w:rStyle w:val="Ttulo4Car"/>
+        </w:rPr>
+        <w:t>Test Case</w:t>
+      </w:r>
+      <w:r>
+        <w:rPr>
+          <w:rStyle w:val="Ttulo4Car"/>
+        </w:rPr>
+        <w:t xml:space="preserve"> Loc</w:t>
+      </w:r>
+      <w:r>
+        <w:rPr>
+          <w:rStyle w:val="Ttulo4Car"/>
+        </w:rPr>
+        <w:t>:</w:t>
+      </w:r>
+      <w:r>
+        <w:t xml:space="preserve">  </w:t>
+      </w:r>
+      <w:proofErr w:type="spellStart"/>
+      <w:r>
+        <w:t>src</w:t>
+      </w:r>
+      <w:proofErr w:type="spellEnd"/>
+      <w:r>
+        <w:t>\test\resources\b</w:t>
+      </w:r>
+      <w:r>
+        <w:t>5</w:t>
+      </w:r>
+    </w:p>
+    <w:p>
+      <w:pPr>
+        <w:pStyle w:val="Requirement-Body"/>
+        <w:numPr>
+          <w:ilvl w:val="0"/>
+          <w:numId w:val="0"/>
+        </w:numPr>
+        <w:ind w:left="567" w:hanging="283"/>
+      </w:pPr>
+    </w:p>
+    <w:p>
+      <w:pPr>
+        <w:pStyle w:val="Requirement-HeaderS1"/>
+        <w:numPr>
+          <w:ilvl w:val="0"/>
+          <w:numId w:val="0"/>
+        </w:numPr>
+        <w:ind w:left="360"/>
+        <w:rPr>
+          <w:rFonts w:ascii="Calibri" w:hAnsi="Calibri" w:cs="Calibri"/>
+        </w:rPr>
+      </w:pPr>
+      <w:r>
+        <w:rPr>
+          <w:rStyle w:val="Ttulo3Car"/>
+        </w:rPr>
+        <w:t xml:space="preserve">Feature </w:t>
+      </w:r>
+      <w:r>
+        <w:rPr>
+          <w:rStyle w:val="Ttulo3Car"/>
+        </w:rPr>
+        <w:t>2</w:t>
+      </w:r>
+      <w:r>
+        <w:rPr>
+          <w:rStyle w:val="Ttulo3Car"/>
+        </w:rPr>
+        <w:t>:</w:t>
+      </w:r>
+      <w:r>
+        <w:t xml:space="preserve"> </w:t>
+      </w:r>
+      <w:r>
+        <w:rPr>
+          <w:rFonts w:ascii="Calibri" w:hAnsi="Calibri" w:cs="Calibri"/>
+        </w:rPr>
+        <w:t>Any authenticated principal must be able to:</w:t>
+      </w:r>
+    </w:p>
+    <w:p>
+      <w:pPr>
+        <w:pStyle w:val="Requirement-Body"/>
+        <w:numPr>
+          <w:ilvl w:val="0"/>
+          <w:numId w:val="8"/>
+        </w:numPr>
+        <w:rPr>
+          <w:rFonts w:ascii="Calibri" w:hAnsi="Calibri" w:cs="Calibri"/>
+        </w:rPr>
+      </w:pPr>
+      <w:r>
+        <w:t xml:space="preserve">Acquire role </w:t>
+      </w:r>
+      <w:r>
+        <w:rPr>
+          <w:b/>
+          <w:bCs/>
+        </w:rPr>
+        <w:t>manager</w:t>
+      </w:r>
+      <w:r>
+        <w:t xml:space="preserve"> </w:t>
+      </w:r>
+      <w:proofErr w:type="gramStart"/>
+      <w:r>
+        <w:t>as long as</w:t>
+      </w:r>
+      <w:proofErr w:type="gramEnd"/>
+      <w:r>
+        <w:t xml:space="preserve"> he or she does not have that role yet</w:t>
+      </w:r>
+      <w:r>
+        <w:rPr>
+          <w:rFonts w:ascii="Calibri" w:hAnsi="Calibri" w:cs="Calibri"/>
+        </w:rPr>
+        <w:t>.</w:t>
+      </w:r>
+    </w:p>
+    <w:p>
+      <w:pPr>
+        <w:pStyle w:val="Requirement-Body"/>
+        <w:numPr>
+          <w:ilvl w:val="0"/>
+          <w:numId w:val="8"/>
+        </w:numPr>
+      </w:pPr>
+      <w:r>
+        <w:t>Update the corresponding role profile.</w:t>
+      </w:r>
+    </w:p>
+    <w:p>
+      <w:pPr>
+        <w:pStyle w:val="Requirement-HeaderS1"/>
+        <w:numPr>
+          <w:ilvl w:val="0"/>
+          <w:numId w:val="0"/>
+        </w:numPr>
+        <w:ind w:left="360"/>
+      </w:pPr>
+      <w:r>
+        <w:rPr>
+          <w:rStyle w:val="Ttulo4Car"/>
+        </w:rPr>
+        <w:t>Test Case</w:t>
+      </w:r>
+      <w:r>
+        <w:rPr>
+          <w:rStyle w:val="Ttulo4Car"/>
+        </w:rPr>
+        <w:t xml:space="preserve"> Loc</w:t>
+      </w:r>
+      <w:r>
+        <w:rPr>
+          <w:rStyle w:val="Ttulo4Car"/>
+        </w:rPr>
+        <w:t>:</w:t>
+      </w:r>
+      <w:r>
+        <w:t xml:space="preserve">  </w:t>
+      </w:r>
+      <w:proofErr w:type="spellStart"/>
+      <w:r>
+        <w:t>src</w:t>
+      </w:r>
+      <w:proofErr w:type="spellEnd"/>
+      <w:r>
+        <w:t>\test\resources\b</w:t>
+      </w:r>
+      <w:r>
+        <w:t>6</w:t>
+      </w:r>
+    </w:p>
+    <w:p>
+      <w:pPr>
+        <w:pStyle w:val="Requirement-Body"/>
+        <w:numPr>
+          <w:ilvl w:val="0"/>
+          <w:numId w:val="0"/>
+        </w:numPr>
+        <w:ind w:left="567" w:hanging="283"/>
+        <w:rPr>
+          <w:rStyle w:val="Ttulo4Car"/>
+        </w:rPr>
+      </w:pPr>
+    </w:p>
+    <w:p>
+      <w:pPr>
+        <w:pStyle w:val="Requirement-HeaderS1"/>
+        <w:numPr>
+          <w:ilvl w:val="0"/>
+          <w:numId w:val="0"/>
+        </w:numPr>
+        <w:ind w:left="360"/>
+        <w:rPr>
+          <w:rFonts w:ascii="Calibri" w:hAnsi="Calibri" w:cs="Calibri"/>
+        </w:rPr>
+      </w:pPr>
+      <w:r>
+        <w:rPr>
+          <w:rStyle w:val="Ttulo3Car"/>
+        </w:rPr>
+        <w:t xml:space="preserve">Feature </w:t>
+      </w:r>
+      <w:r>
+        <w:rPr>
+          <w:rStyle w:val="Ttulo3Car"/>
+        </w:rPr>
+        <w:t>3</w:t>
+      </w:r>
+      <w:r>
+        <w:rPr>
+          <w:rStyle w:val="Ttulo3Car"/>
+        </w:rPr>
+        <w:t>:</w:t>
+      </w:r>
+      <w:r>
+        <w:t xml:space="preserve"> </w:t>
+      </w:r>
+      <w:r>
+        <w:rPr>
+          <w:rFonts w:ascii="Calibri" w:hAnsi="Calibri" w:cs="Calibri"/>
+        </w:rPr>
+        <w:t xml:space="preserve">Any principal with role </w:t>
+      </w:r>
+      <w:r>
+        <w:rPr>
+          <w:rFonts w:ascii="Calibri" w:hAnsi="Calibri" w:cs="Calibri"/>
+          <w:b/>
+          <w:bCs/>
+        </w:rPr>
+        <w:t>administrator</w:t>
+      </w:r>
+      <w:r>
+        <w:rPr>
+          <w:rFonts w:ascii="Calibri" w:hAnsi="Calibri" w:cs="Calibri"/>
+        </w:rPr>
+        <w:t xml:space="preserve"> must be able to:</w:t>
+      </w:r>
+    </w:p>
+    <w:p>
+      <w:pPr>
+        <w:pStyle w:val="Requirement-Body"/>
+        <w:numPr>
+          <w:ilvl w:val="0"/>
+          <w:numId w:val="8"/>
+        </w:numPr>
+        <w:rPr>
+          <w:rFonts w:ascii="Calibri" w:hAnsi="Calibri" w:cs="Calibri"/>
+        </w:rPr>
+      </w:pPr>
+      <w:r>
+        <w:rPr>
+          <w:rFonts w:ascii="Calibri" w:hAnsi="Calibri" w:cs="Calibri"/>
+        </w:rPr>
+        <w:t xml:space="preserve">Manage the </w:t>
+      </w:r>
+      <w:r>
+        <w:rPr>
+          <w:rFonts w:ascii="Calibri" w:hAnsi="Calibri" w:cs="Calibri"/>
+          <w:b/>
+          <w:bCs/>
+        </w:rPr>
+        <w:t>ad banners</w:t>
+      </w:r>
+      <w:r>
+        <w:rPr>
+          <w:rFonts w:ascii="Calibri" w:hAnsi="Calibri" w:cs="Calibri"/>
+        </w:rPr>
+        <w:t xml:space="preserve"> displayed in the system, which involves creating, updating, or deleting them.</w:t>
+      </w:r>
+    </w:p>
+    <w:p>
+      <w:pPr>
+        <w:pStyle w:val="Requirement-HeaderS1"/>
+        <w:numPr>
+          <w:ilvl w:val="0"/>
+          <w:numId w:val="0"/>
+        </w:numPr>
+        <w:pBdr>
+          <w:top w:val="dotted" w:sz="4" w:space="0" w:color="D9D9D9" w:themeColor="background1" w:themeShade="D9"/>
+        </w:pBdr>
+        <w:ind w:left="360"/>
+      </w:pPr>
+      <w:r>
+        <w:rPr>
+          <w:rStyle w:val="Ttulo4Car"/>
+        </w:rPr>
+        <w:t>Test Case</w:t>
+      </w:r>
+      <w:r>
+        <w:rPr>
+          <w:rStyle w:val="Ttulo4Car"/>
+        </w:rPr>
+        <w:t xml:space="preserve"> Loc</w:t>
+      </w:r>
+      <w:r>
+        <w:rPr>
+          <w:rStyle w:val="Ttulo4Car"/>
+        </w:rPr>
+        <w:t>:</w:t>
+      </w:r>
+      <w:r>
+        <w:t xml:space="preserve">  </w:t>
+      </w:r>
+      <w:proofErr w:type="spellStart"/>
+      <w:r>
+        <w:t>src</w:t>
+      </w:r>
+      <w:proofErr w:type="spellEnd"/>
+      <w:r>
+        <w:t>\test\resources\b</w:t>
+      </w:r>
+      <w:r>
+        <w:t>7</w:t>
+      </w:r>
+    </w:p>
+    <w:p>
+      <w:pPr>
+        <w:pStyle w:val="Requirement-Body"/>
+        <w:numPr>
+          <w:ilvl w:val="0"/>
+          <w:numId w:val="0"/>
+        </w:numPr>
+      </w:pPr>
+    </w:p>
+    <w:p>
+      <w:pPr>
+        <w:pStyle w:val="Requirement-Body"/>
+        <w:numPr>
+          <w:ilvl w:val="0"/>
+          <w:numId w:val="0"/>
+        </w:numPr>
+        <w:ind w:left="567" w:hanging="283"/>
+        <w:rPr>
+          <w:rFonts w:ascii="Calibri" w:hAnsi="Calibri" w:cs="Calibri"/>
+        </w:rPr>
+      </w:pPr>
       <w:bookmarkStart w:id="5" w:name="_Toc229145795"/>
+      <w:r>
+        <w:rPr>
+          <w:rStyle w:val="Ttulo3Car"/>
+        </w:rPr>
+        <w:t xml:space="preserve">Feature </w:t>
+      </w:r>
+      <w:r>
+        <w:rPr>
+          <w:rStyle w:val="Ttulo3Car"/>
+        </w:rPr>
+        <w:t>4</w:t>
+      </w:r>
+      <w:r>
+        <w:rPr>
+          <w:rStyle w:val="Ttulo3Car"/>
+        </w:rPr>
+        <w:t>:</w:t>
+      </w:r>
+      <w:bookmarkEnd w:id="5"/>
+      <w:r>
+        <w:t xml:space="preserve"> </w:t>
+      </w:r>
+      <w:r>
+        <w:rPr>
+          <w:rFonts w:ascii="Calibri" w:hAnsi="Calibri" w:cs="Calibri"/>
+        </w:rPr>
+        <w:t xml:space="preserve">Manage his or her </w:t>
+      </w:r>
+      <w:r>
+        <w:rPr>
+          <w:rFonts w:ascii="Calibri" w:hAnsi="Calibri" w:cs="Calibri"/>
+          <w:b/>
+          <w:bCs/>
+        </w:rPr>
+        <w:t>projects</w:t>
+      </w:r>
+      <w:r>
+        <w:rPr>
+          <w:rFonts w:ascii="Calibri" w:hAnsi="Calibri" w:cs="Calibri"/>
+        </w:rPr>
+        <w:t>, which involves creating, updating, or deleting them</w:t>
+      </w:r>
+      <w:r>
+        <w:rPr>
+          <w:rFonts w:ascii="Calibri" w:hAnsi="Calibri" w:cs="Calibri"/>
+        </w:rPr>
+        <w:t>.</w:t>
+      </w:r>
+    </w:p>
+    <w:p>
+      <w:pPr>
+        <w:pStyle w:val="Requirement-Body"/>
+        <w:numPr>
+          <w:ilvl w:val="0"/>
+          <w:numId w:val="6"/>
+        </w:numPr>
+        <w:rPr>
+          <w:rFonts w:ascii="Calibri" w:hAnsi="Calibri" w:cs="Calibri"/>
+        </w:rPr>
+      </w:pPr>
+      <w:r>
+        <w:rPr>
+          <w:rFonts w:ascii="Calibri" w:hAnsi="Calibri" w:cs="Calibri"/>
+        </w:rPr>
+        <w:t xml:space="preserve">Select </w:t>
+      </w:r>
+      <w:r>
+        <w:rPr>
+          <w:rFonts w:ascii="Calibri" w:hAnsi="Calibri" w:cs="Calibri"/>
+          <w:b/>
+          <w:bCs/>
+        </w:rPr>
+        <w:t>project members</w:t>
+      </w:r>
+      <w:r>
+        <w:rPr>
+          <w:rFonts w:ascii="Calibri" w:hAnsi="Calibri" w:cs="Calibri"/>
+        </w:rPr>
+        <w:t xml:space="preserve"> involved in their project</w:t>
+      </w:r>
+      <w:r>
+        <w:rPr>
+          <w:rFonts w:ascii="Calibri" w:hAnsi="Calibri" w:cs="Calibri"/>
+        </w:rPr>
+        <w:t xml:space="preserve">s, namely: </w:t>
+      </w:r>
+      <w:r>
+        <w:rPr>
+          <w:rFonts w:ascii="Calibri" w:hAnsi="Calibri" w:cs="Calibri"/>
+          <w:b/>
+          <w:bCs/>
+        </w:rPr>
+        <w:t>inventors</w:t>
+      </w:r>
+      <w:r>
+        <w:rPr>
+          <w:rFonts w:ascii="Calibri" w:hAnsi="Calibri" w:cs="Calibri"/>
+        </w:rPr>
+        <w:t xml:space="preserve">, </w:t>
+      </w:r>
+      <w:r>
+        <w:rPr>
+          <w:rFonts w:ascii="Calibri" w:hAnsi="Calibri" w:cs="Calibri"/>
+          <w:b/>
+          <w:bCs/>
+        </w:rPr>
+        <w:t>spokespeople</w:t>
+      </w:r>
+      <w:r>
+        <w:rPr>
+          <w:rFonts w:ascii="Calibri" w:hAnsi="Calibri" w:cs="Calibri"/>
+        </w:rPr>
+        <w:t xml:space="preserve">, </w:t>
+      </w:r>
+      <w:r>
+        <w:rPr>
+          <w:rFonts w:ascii="Calibri" w:hAnsi="Calibri" w:cs="Calibri"/>
+          <w:b/>
+          <w:bCs/>
+        </w:rPr>
+        <w:t>fundraisers</w:t>
+      </w:r>
+      <w:r>
+        <w:rPr>
+          <w:rFonts w:ascii="Calibri" w:hAnsi="Calibri" w:cs="Calibri"/>
+        </w:rPr>
+        <w:t>).</w:t>
+      </w:r>
+    </w:p>
+    <w:p>
+      <w:pPr>
+        <w:pStyle w:val="Requirement-Body"/>
+        <w:numPr>
+          <w:ilvl w:val="0"/>
+          <w:numId w:val="6"/>
+        </w:numPr>
+        <w:rPr>
+          <w:rFonts w:ascii="Calibri" w:hAnsi="Calibri" w:cs="Calibri"/>
+        </w:rPr>
+      </w:pPr>
+      <w:r>
+        <w:rPr>
+          <w:rFonts w:ascii="Calibri" w:hAnsi="Calibri" w:cs="Calibri"/>
+        </w:rPr>
+        <w:t xml:space="preserve">Publish a </w:t>
+      </w:r>
+      <w:r>
+        <w:rPr>
+          <w:rFonts w:ascii="Calibri" w:hAnsi="Calibri" w:cs="Calibri"/>
+          <w:b/>
+          <w:bCs/>
+        </w:rPr>
+        <w:t>project</w:t>
+      </w:r>
+      <w:r>
+        <w:rPr>
+          <w:rFonts w:ascii="Calibri" w:hAnsi="Calibri" w:cs="Calibri"/>
+        </w:rPr>
+        <w:t xml:space="preserve"> </w:t>
+      </w:r>
+      <w:r>
+        <w:rPr>
+          <w:rFonts w:ascii="Calibri" w:hAnsi="Calibri" w:cs="Calibri"/>
+        </w:rPr>
+        <w:t xml:space="preserve">which prevents it from being updated or deleted.  Publishing them implies that their corresponding </w:t>
+      </w:r>
+      <w:r>
+        <w:rPr>
+          <w:rFonts w:ascii="Calibri" w:hAnsi="Calibri" w:cs="Calibri"/>
+          <w:b/>
+          <w:bCs/>
+        </w:rPr>
+        <w:t>components</w:t>
+      </w:r>
+      <w:r>
+        <w:rPr>
+          <w:rFonts w:ascii="Calibri" w:hAnsi="Calibri" w:cs="Calibri"/>
+        </w:rPr>
+        <w:t xml:space="preserve"> are published automatically</w:t>
+      </w:r>
+      <w:r>
+        <w:rPr>
+          <w:rFonts w:ascii="Calibri" w:hAnsi="Calibri" w:cs="Calibri"/>
+        </w:rPr>
+        <w:t xml:space="preserve">, </w:t>
+      </w:r>
+      <w:r>
+        <w:rPr>
+          <w:rFonts w:ascii="Calibri" w:hAnsi="Calibri" w:cs="Calibri"/>
+        </w:rPr>
+        <w:t>which also prevents them from being updated or deleted</w:t>
+      </w:r>
+      <w:r>
+        <w:rPr>
+          <w:rFonts w:ascii="Calibri" w:hAnsi="Calibri" w:cs="Calibri"/>
+        </w:rPr>
+        <w:t>, requires a minimum of one associated invention</w:t>
+      </w:r>
+      <w:r>
+        <w:rPr>
+          <w:rFonts w:ascii="Calibri" w:hAnsi="Calibri" w:cs="Calibri"/>
+        </w:rPr>
+        <w:t>.</w:t>
+      </w:r>
+    </w:p>
+    <w:p>
+      <w:r>
+        <w:rPr>
+          <w:rStyle w:val="Ttulo4Car"/>
+        </w:rPr>
+        <w:t xml:space="preserve">     </w:t>
+      </w:r>
+      <w:r>
+        <w:rPr>
+          <w:rStyle w:val="Ttulo4Car"/>
+        </w:rPr>
+        <w:t>Test Case</w:t>
+      </w:r>
+      <w:r>
+        <w:rPr>
+          <w:rStyle w:val="Ttulo4Car"/>
+        </w:rPr>
+        <w:t xml:space="preserve"> Loc</w:t>
+      </w:r>
+      <w:r>
+        <w:rPr>
+          <w:rStyle w:val="Ttulo4Car"/>
+        </w:rPr>
+        <w:t>:</w:t>
+      </w:r>
+      <w:r>
+        <w:t xml:space="preserve"> </w:t>
+      </w:r>
+      <w:r>
+        <w:t xml:space="preserve"> </w:t>
+      </w:r>
       <w:proofErr w:type="spellStart"/>
       <w:r>
+        <w:t>src</w:t>
+      </w:r>
+      <w:proofErr w:type="spellEnd"/>
+      <w:r>
+        <w:t>\test\</w:t>
+      </w:r>
+      <w:proofErr w:type="spellStart"/>
+      <w:r>
+        <w:t>resources</w:t>
+      </w:r>
+      <w:proofErr w:type="spellEnd"/>
+      <w:r>
+        <w:t>\b8</w:t>
+      </w:r>
+    </w:p>
+    <w:p>
+      <w:pPr>
+        <w:pStyle w:val="Requirement-HeaderS1"/>
+        <w:numPr>
+          <w:ilvl w:val="0"/>
+          <w:numId w:val="0"/>
+        </w:numPr>
+        <w:ind w:left="360"/>
+        <w:rPr>
+          <w:rFonts w:ascii="Calibri" w:hAnsi="Calibri" w:cs="Calibri"/>
+        </w:rPr>
+      </w:pPr>
+      <w:r>
         <w:rPr>
           <w:rStyle w:val="Ttulo3Car"/>
         </w:rPr>
-        <w:t>Feature</w:t>
+        <w:lastRenderedPageBreak/>
+        <w:t xml:space="preserve">Feature </w:t>
+      </w:r>
+      <w:r>
+        <w:rPr>
+          <w:rStyle w:val="Ttulo3Car"/>
+        </w:rPr>
+        <w:t>5</w:t>
+      </w:r>
+      <w:r>
+        <w:rPr>
+          <w:rStyle w:val="Ttulo3Car"/>
+        </w:rPr>
+        <w:t>:</w:t>
+      </w:r>
+      <w:r>
+        <w:t xml:space="preserve"> </w:t>
+      </w:r>
+      <w:r>
+        <w:rPr>
+          <w:rFonts w:ascii="Calibri" w:hAnsi="Calibri" w:cs="Calibri"/>
+        </w:rPr>
+        <w:t>A</w:t>
+      </w:r>
+      <w:r>
+        <w:rPr>
+          <w:rFonts w:ascii="Calibri" w:hAnsi="Calibri" w:cs="Calibri"/>
+        </w:rPr>
+        <w:t>ny</w:t>
+      </w:r>
+      <w:r>
+        <w:rPr>
+          <w:rFonts w:ascii="Calibri" w:hAnsi="Calibri" w:cs="Calibri"/>
+        </w:rPr>
+        <w:t xml:space="preserve"> principal with role </w:t>
+      </w:r>
+      <w:r>
+        <w:rPr>
+          <w:rFonts w:ascii="Calibri" w:hAnsi="Calibri" w:cs="Calibri"/>
+          <w:b/>
+          <w:bCs/>
+        </w:rPr>
+        <w:t>manager</w:t>
+      </w:r>
+      <w:r>
+        <w:rPr>
+          <w:rFonts w:ascii="Calibri" w:hAnsi="Calibri" w:cs="Calibri"/>
+        </w:rPr>
+        <w:t xml:space="preserve"> must be able to access a dashboard displaying the following metrics:</w:t>
+      </w:r>
+      <w:r>
+        <w:rPr>
+          <w:rFonts w:ascii="Calibri" w:hAnsi="Calibri" w:cs="Calibri"/>
+        </w:rPr>
+        <w:t xml:space="preserve"> </w:t>
+      </w:r>
+    </w:p>
+    <w:p>
+      <w:pPr>
+        <w:pStyle w:val="Requirement-Body"/>
+        <w:numPr>
+          <w:ilvl w:val="0"/>
+          <w:numId w:val="6"/>
+        </w:numPr>
+        <w:rPr>
+          <w:rFonts w:ascii="Calibri" w:hAnsi="Calibri" w:cs="Calibri"/>
+        </w:rPr>
+      </w:pPr>
+      <w:r>
+        <w:rPr>
+          <w:rFonts w:ascii="Calibri" w:hAnsi="Calibri" w:cs="Calibri"/>
+        </w:rPr>
+        <w:t>Total number of projects managed by them.</w:t>
+      </w:r>
+    </w:p>
+    <w:p>
+      <w:pPr>
+        <w:pStyle w:val="Requirement-Body"/>
+        <w:numPr>
+          <w:ilvl w:val="0"/>
+          <w:numId w:val="6"/>
+        </w:numPr>
+        <w:rPr>
+          <w:rFonts w:ascii="Calibri" w:hAnsi="Calibri" w:cs="Calibri"/>
+        </w:rPr>
+      </w:pPr>
+      <w:r>
+        <w:rPr>
+          <w:rFonts w:ascii="Calibri" w:hAnsi="Calibri" w:cs="Calibri"/>
+        </w:rPr>
+        <w:t>Deviation of their total projects with respect to the average number of projects managed by other managers (excluding themselves).</w:t>
+      </w:r>
+    </w:p>
+    <w:p>
+      <w:pPr>
+        <w:pStyle w:val="Requirement-Body"/>
+        <w:numPr>
+          <w:ilvl w:val="0"/>
+          <w:numId w:val="6"/>
+        </w:numPr>
+        <w:rPr>
+          <w:rFonts w:ascii="Calibri" w:hAnsi="Calibri" w:cs="Calibri"/>
+        </w:rPr>
+      </w:pPr>
+      <w:r>
+        <w:rPr>
+          <w:rFonts w:ascii="Calibri" w:hAnsi="Calibri" w:cs="Calibri"/>
+        </w:rPr>
+        <w:t>Minimum, maximum, average, and deviation of the effort required by their projects.</w:t>
+      </w:r>
+    </w:p>
+    <w:p>
+      <w:pPr>
+        <w:pStyle w:val="Requirement-Body"/>
+        <w:numPr>
+          <w:ilvl w:val="0"/>
+          <w:numId w:val="6"/>
+        </w:numPr>
+        <w:rPr>
+          <w:rFonts w:ascii="Calibri" w:hAnsi="Calibri" w:cs="Calibri"/>
+        </w:rPr>
+      </w:pPr>
+      <w:r>
+        <w:rPr>
+          <w:rFonts w:ascii="Calibri" w:hAnsi="Calibri" w:cs="Calibri"/>
+        </w:rPr>
+        <w:t>Calculation logic: Effort in PMs (person-months) = Sum of active months of its components / number of people involved.</w:t>
+      </w:r>
+    </w:p>
+    <w:p>
+      <w:pPr>
+        <w:pStyle w:val="Requirement-HeaderS1"/>
+        <w:numPr>
+          <w:ilvl w:val="0"/>
+          <w:numId w:val="0"/>
+        </w:numPr>
+        <w:ind w:left="360"/>
+      </w:pPr>
+      <w:r>
+        <w:rPr>
+          <w:rStyle w:val="Ttulo4Car"/>
+        </w:rPr>
+        <w:t>Test Case</w:t>
+      </w:r>
+      <w:r>
+        <w:rPr>
+          <w:rStyle w:val="Ttulo4Car"/>
+        </w:rPr>
+        <w:t xml:space="preserve"> Loc</w:t>
+      </w:r>
+      <w:r>
+        <w:rPr>
+          <w:rStyle w:val="Ttulo4Car"/>
+        </w:rPr>
+        <w:t>:</w:t>
+      </w:r>
+      <w:r>
+        <w:t xml:space="preserve">  </w:t>
+      </w:r>
+      <w:proofErr w:type="spellStart"/>
+      <w:r>
+        <w:t>src</w:t>
       </w:r>
       <w:proofErr w:type="spellEnd"/>
       <w:r>
-        <w:rPr>
-          <w:rStyle w:val="Ttulo3Car"/>
-        </w:rPr>
-        <w:t xml:space="preserve"> 1:</w:t>
-      </w:r>
-      <w:bookmarkEnd w:id="5"/>
-      <w:r>
-        <w:t xml:space="preserve"> [RELLENAR POR TI: Nombre de la funcionalidad, ej. Gestión de Entidades]</w:t>
+        <w:t>\test\resources\b</w:t>
+      </w:r>
+      <w:r>
+        <w:t>9</w:t>
       </w:r>
     </w:p>
     <w:p/>
     <w:p>
+      <w:pPr>
+        <w:pStyle w:val="Requirement-HeaderS1"/>
+        <w:numPr>
+          <w:ilvl w:val="0"/>
+          <w:numId w:val="0"/>
+        </w:numPr>
+        <w:ind w:left="360"/>
+        <w:rPr>
+          <w:rFonts w:ascii="Calibri" w:hAnsi="Calibri" w:cs="Calibri"/>
+        </w:rPr>
+      </w:pPr>
+      <w:r>
+        <w:rPr>
+          <w:rStyle w:val="Ttulo3Car"/>
+        </w:rPr>
+        <w:t xml:space="preserve">Feature </w:t>
+      </w:r>
+      <w:r>
+        <w:rPr>
+          <w:rStyle w:val="Ttulo3Car"/>
+        </w:rPr>
+        <w:t>6</w:t>
+      </w:r>
+      <w:r>
+        <w:rPr>
+          <w:rStyle w:val="Ttulo3Car"/>
+        </w:rPr>
+        <w:t>:</w:t>
+      </w:r>
+      <w:r>
+        <w:t xml:space="preserve"> </w:t>
+      </w:r>
+      <w:r>
+        <w:rPr>
+          <w:rFonts w:ascii="Calibri" w:hAnsi="Calibri" w:cs="Calibri"/>
+        </w:rPr>
+        <w:t>A principal with role sponsor or auditor must be able to link a sponsorship or audit report to a published project:</w:t>
+      </w:r>
+    </w:p>
+    <w:p>
+      <w:pPr>
+        <w:pStyle w:val="Requirement-Body"/>
+        <w:numPr>
+          <w:ilvl w:val="0"/>
+          <w:numId w:val="6"/>
+        </w:numPr>
+      </w:pPr>
+      <w:r>
+        <w:t>Users shall be able to reassign the sponsorship or report to a different project at any given time.</w:t>
+      </w:r>
+    </w:p>
+    <w:p>
+      <w:pPr>
+        <w:pStyle w:val="Requirement-HeaderS1"/>
+        <w:numPr>
+          <w:ilvl w:val="0"/>
+          <w:numId w:val="0"/>
+        </w:numPr>
+        <w:ind w:left="360"/>
+      </w:pPr>
       <w:r>
         <w:rPr>
           <w:rStyle w:val="Ttulo4Car"/>
         </w:rPr>
-        <w:t>Test Case 1.1:</w:t>
-      </w:r>
-      <w:r>
-        <w:t xml:space="preserve"> [RELLENAR POR TI: Nombre </w:t>
-      </w:r>
-      <w:proofErr w:type="gramStart"/>
-      <w:r>
-        <w:t>del test</w:t>
-      </w:r>
-      <w:proofErr w:type="gramEnd"/>
-      <w:r>
-        <w:t xml:space="preserve">, ej. </w:t>
+        <w:t>Test Case</w:t>
+      </w:r>
+      <w:r>
+        <w:rPr>
+          <w:rStyle w:val="Ttulo4Car"/>
+        </w:rPr>
+        <w:t xml:space="preserve"> Loc</w:t>
+      </w:r>
+      <w:r>
+        <w:rPr>
+          <w:rStyle w:val="Ttulo4Car"/>
+        </w:rPr>
+        <w:t>:</w:t>
+      </w:r>
+      <w:r>
+        <w:t xml:space="preserve">  </w:t>
       </w:r>
       <w:proofErr w:type="spellStart"/>
       <w:r>
-        <w:t>testCreacionValida</w:t>
+        <w:t>src</w:t>
       </w:r>
       <w:proofErr w:type="spellEnd"/>
       <w:r>
-        <w:t>]</w:t>
+        <w:t>\test\resources\b</w:t>
+      </w:r>
+      <w:r>
+        <w:t>10</w:t>
+      </w:r>
+      <w:r>
+        <w:rPr>
+          <w:noProof/>
+        </w:rPr>
+        <w:drawing>
+          <wp:inline distT="0" distB="0" distL="0" distR="0" wp14:anchorId="7ABB6B7A" wp14:editId="3D76307B">
+            <wp:extent cx="4189876" cy="2065327"/>
+            <wp:effectExtent l="0" t="0" r="1270" b="0"/>
+            <wp:docPr id="253817252" name="Imagen 10"/>
+            <wp:cNvGraphicFramePr>
+              <a:graphicFrameLocks xmlns:a="http://schemas.openxmlformats.org/drawingml/2006/main" noChangeAspect="1"/>
+            </wp:cNvGraphicFramePr>
+            <a:graphic xmlns:a="http://schemas.openxmlformats.org/drawingml/2006/main">
+              <a:graphicData uri="http://schemas.openxmlformats.org/drawingml/2006/picture">
+                <pic:pic xmlns:pic="http://schemas.openxmlformats.org/drawingml/2006/picture">
+                  <pic:nvPicPr>
+                    <pic:cNvPr id="0" name="Picture 5"/>
+                    <pic:cNvPicPr>
+                      <a:picLocks noChangeAspect="1" noChangeArrowheads="1"/>
+                    </pic:cNvPicPr>
+                  </pic:nvPicPr>
+                  <pic:blipFill>
+                    <a:blip r:embed="rId10">
+                      <a:extLst>
+                        <a:ext uri="{28A0092B-C50C-407E-A947-70E740481C1C}">
+                          <a14:useLocalDpi xmlns:a14="http://schemas.microsoft.com/office/drawing/2010/main" val="0"/>
+                        </a:ext>
+                      </a:extLst>
+                    </a:blip>
+                    <a:srcRect/>
+                    <a:stretch>
+                      <a:fillRect/>
+                    </a:stretch>
+                  </pic:blipFill>
+                  <pic:spPr bwMode="auto">
+                    <a:xfrm>
+                      <a:off x="0" y="0"/>
+                      <a:ext cx="4219331" cy="2079846"/>
+                    </a:xfrm>
+                    <a:prstGeom prst="rect">
+                      <a:avLst/>
+                    </a:prstGeom>
+                    <a:noFill/>
+                    <a:ln>
+                      <a:noFill/>
+                    </a:ln>
+                  </pic:spPr>
+                </pic:pic>
+              </a:graphicData>
+            </a:graphic>
+          </wp:inline>
+        </w:drawing>
       </w:r>
     </w:p>
     <w:p/>
-    <w:p>
-      <w:r>
-        <w:t xml:space="preserve">Descripción: [RELLENAR POR TI: Describe brevemente qué hace </w:t>
-      </w:r>
-      <w:proofErr w:type="gramStart"/>
-      <w:r>
-        <w:t>el test</w:t>
-      </w:r>
-      <w:proofErr w:type="gramEnd"/>
-      <w:r>
-        <w:t xml:space="preserve">. </w:t>
-      </w:r>
-      <w:proofErr w:type="spellStart"/>
-      <w:r>
-        <w:t>Ej</w:t>
-      </w:r>
-      <w:proofErr w:type="spellEnd"/>
-      <w:r>
-        <w:t>: Verifica que el sistema persiste correctamente la entidad cuando los datos de entrada son válidos.]</w:t>
-      </w:r>
-    </w:p>
-    <w:p/>
-    <w:p>
-      <w:r>
-        <w:t>Efectividad (</w:t>
-      </w:r>
-      <w:proofErr w:type="spellStart"/>
-      <w:r>
-        <w:t>Mutants</w:t>
-      </w:r>
-      <w:proofErr w:type="spellEnd"/>
-      <w:r>
-        <w:t xml:space="preserve"> </w:t>
-      </w:r>
-      <w:proofErr w:type="spellStart"/>
-      <w:r>
-        <w:t>Approach</w:t>
-      </w:r>
-      <w:proofErr w:type="spellEnd"/>
-      <w:r>
-        <w:t xml:space="preserve">): [RELLENAR POR TI: Describe el resultado. </w:t>
-      </w:r>
-      <w:proofErr w:type="spellStart"/>
-      <w:r>
-        <w:t>Ej</w:t>
-      </w:r>
-      <w:proofErr w:type="spellEnd"/>
-      <w:r>
-        <w:t xml:space="preserve">: 100% de efectividad. </w:t>
-      </w:r>
-      <w:proofErr w:type="gramStart"/>
-      <w:r>
-        <w:t>El test</w:t>
-      </w:r>
-      <w:proofErr w:type="gramEnd"/>
-      <w:r>
-        <w:t xml:space="preserve"> detectó y "mató" los 10 mutantes generados (modificaciones de límites y alteraciones lógicas), demostrando que las aserciones son sólidas.]</w:t>
-      </w:r>
-    </w:p>
-    <w:p/>
-    <w:p>
-      <w:r>
-        <w:rPr>
-          <w:rStyle w:val="Ttulo4Car"/>
-        </w:rPr>
-        <w:t>Test Case 1.2:</w:t>
-      </w:r>
-      <w:r>
-        <w:t xml:space="preserve"> [RELLENAR POR TI: Nombre </w:t>
-      </w:r>
-      <w:proofErr w:type="gramStart"/>
-      <w:r>
-        <w:t>del test</w:t>
-      </w:r>
-      <w:proofErr w:type="gramEnd"/>
-      <w:r>
-        <w:t xml:space="preserve">, ej. </w:t>
-      </w:r>
-      <w:proofErr w:type="spellStart"/>
-      <w:r>
-        <w:t>testFalloPorDatosInvalidos</w:t>
-      </w:r>
-      <w:proofErr w:type="spellEnd"/>
-      <w:r>
-        <w:t>]</w:t>
-      </w:r>
-    </w:p>
-    <w:p/>
-    <w:p>
-      <w:r>
-        <w:t xml:space="preserve">Descripción: [RELLENAR POR TI: </w:t>
-      </w:r>
-      <w:proofErr w:type="spellStart"/>
-      <w:r>
-        <w:t>Ej</w:t>
-      </w:r>
-      <w:proofErr w:type="spellEnd"/>
-      <w:r>
-        <w:t>: Comprueba que se lanza la excepción adecuada cuando se omiten campos obligatorios.]</w:t>
-      </w:r>
-    </w:p>
-    <w:p/>
-    <w:p>
-      <w:r>
-        <w:t>Efectividad (</w:t>
-      </w:r>
-      <w:proofErr w:type="spellStart"/>
-      <w:r>
-        <w:t>Mutants</w:t>
-      </w:r>
-      <w:proofErr w:type="spellEnd"/>
-      <w:r>
-        <w:t xml:space="preserve"> </w:t>
-      </w:r>
-      <w:proofErr w:type="spellStart"/>
-      <w:r>
-        <w:t>Approach</w:t>
-      </w:r>
-      <w:proofErr w:type="spellEnd"/>
-      <w:r>
-        <w:t xml:space="preserve">): [RELLENAR POR TI: </w:t>
-      </w:r>
-      <w:proofErr w:type="spellStart"/>
-      <w:r>
-        <w:t>Ej</w:t>
-      </w:r>
-      <w:proofErr w:type="spellEnd"/>
-      <w:r>
-        <w:t xml:space="preserve">: 90% de efectividad (9/10 mutantes eliminados). Un mutante sobrevivió en la capa de validación, lo que sugiere que podría añadirse </w:t>
-      </w:r>
-      <w:proofErr w:type="gramStart"/>
-      <w:r>
-        <w:t>un test</w:t>
-      </w:r>
-      <w:proofErr w:type="gramEnd"/>
-      <w:r>
-        <w:t xml:space="preserve"> específico para los bordes de los tipos de datos numéricos.]</w:t>
-      </w:r>
-    </w:p>
-    <w:p/>
-    <w:p>
-      <w:r>
-        <w:t xml:space="preserve">(Añade más </w:t>
-      </w:r>
-      <w:proofErr w:type="spellStart"/>
-      <w:r>
-        <w:t>Features</w:t>
-      </w:r>
-      <w:proofErr w:type="spellEnd"/>
-      <w:r>
-        <w:t xml:space="preserve"> y Test Cases según correspondan a tu proyecto)</w:t>
-      </w:r>
-    </w:p>
     <w:p>
       <w:pPr>
         <w:pStyle w:val="Ttulo2"/>
@@ -2123,66 +2905,199 @@
       </w:r>
     </w:p>
     <w:p>
-      <w:r>
+      <w:pPr>
         <w:rPr>
           <w:b/>
           <w:bCs/>
         </w:rPr>
-        <w:t>Entornos de hardware:</w:t>
+      </w:pPr>
+      <w:r>
+        <w:rPr>
+          <w:b/>
+          <w:bCs/>
+        </w:rPr>
+        <w:t>Gráficos de rendimiento:</w:t>
       </w:r>
     </w:p>
     <w:p>
       <w:pPr>
-        <w:numPr>
-          <w:ilvl w:val="0"/>
-          <w:numId w:val="2"/>
-        </w:numPr>
-      </w:pPr>
-      <w:proofErr w:type="spellStart"/>
-      <w:r>
         <w:rPr>
           <w:b/>
           <w:bCs/>
         </w:rPr>
-        <w:t>Computer</w:t>
-      </w:r>
-      <w:proofErr w:type="spellEnd"/>
+      </w:pPr>
+      <w:proofErr w:type="spellStart"/>
       <w:r>
         <w:rPr>
           <w:b/>
           <w:bCs/>
         </w:rPr>
+        <w:t>Computer</w:t>
+      </w:r>
+      <w:proofErr w:type="spellEnd"/>
+      <w:r>
+        <w:rPr>
+          <w:b/>
+          <w:bCs/>
+        </w:rPr>
         <w:t xml:space="preserve"> A:</w:t>
-      </w:r>
-      <w:r>
-        <w:t xml:space="preserve"> [RELLENAR POR TI: Especificaciones del PC 1, ej. Intel i5, 8GB RAM]</w:t>
       </w:r>
     </w:p>
     <w:p>
-      <w:pPr>
-        <w:numPr>
-          <w:ilvl w:val="0"/>
-          <w:numId w:val="2"/>
-        </w:numPr>
-      </w:pPr>
-      <w:proofErr w:type="spellStart"/>
       <w:r>
         <w:rPr>
           <w:b/>
           <w:bCs/>
-        </w:rPr>
-        <w:t>Computer</w:t>
-      </w:r>
-      <w:proofErr w:type="spellEnd"/>
-      <w:r>
+          <w:noProof/>
+        </w:rPr>
+        <w:lastRenderedPageBreak/>
+        <w:drawing>
+          <wp:inline distT="0" distB="0" distL="0" distR="0" wp14:anchorId="01727ED4" wp14:editId="392D518A">
+            <wp:extent cx="4495800" cy="2711752"/>
+            <wp:effectExtent l="0" t="0" r="0" b="0"/>
+            <wp:docPr id="2069928975" name="Imagen 6"/>
+            <wp:cNvGraphicFramePr>
+              <a:graphicFrameLocks xmlns:a="http://schemas.openxmlformats.org/drawingml/2006/main" noChangeAspect="1"/>
+            </wp:cNvGraphicFramePr>
+            <a:graphic xmlns:a="http://schemas.openxmlformats.org/drawingml/2006/main">
+              <a:graphicData uri="http://schemas.openxmlformats.org/drawingml/2006/picture">
+                <pic:pic xmlns:pic="http://schemas.openxmlformats.org/drawingml/2006/picture">
+                  <pic:nvPicPr>
+                    <pic:cNvPr id="0" name="Picture 1"/>
+                    <pic:cNvPicPr>
+                      <a:picLocks noChangeAspect="1" noChangeArrowheads="1"/>
+                    </pic:cNvPicPr>
+                  </pic:nvPicPr>
+                  <pic:blipFill>
+                    <a:blip r:embed="rId11">
+                      <a:extLst>
+                        <a:ext uri="{28A0092B-C50C-407E-A947-70E740481C1C}">
+                          <a14:useLocalDpi xmlns:a14="http://schemas.microsoft.com/office/drawing/2010/main" val="0"/>
+                        </a:ext>
+                      </a:extLst>
+                    </a:blip>
+                    <a:srcRect/>
+                    <a:stretch>
+                      <a:fillRect/>
+                    </a:stretch>
+                  </pic:blipFill>
+                  <pic:spPr bwMode="auto">
+                    <a:xfrm>
+                      <a:off x="0" y="0"/>
+                      <a:ext cx="4506380" cy="2718134"/>
+                    </a:xfrm>
+                    <a:prstGeom prst="rect">
+                      <a:avLst/>
+                    </a:prstGeom>
+                    <a:noFill/>
+                    <a:ln>
+                      <a:noFill/>
+                    </a:ln>
+                  </pic:spPr>
+                </pic:pic>
+              </a:graphicData>
+            </a:graphic>
+          </wp:inline>
+        </w:drawing>
+      </w:r>
+    </w:p>
+    <w:p>
+      <w:r>
+        <w:rPr>
+          <w:noProof/>
+        </w:rPr>
+        <w:drawing>
+          <wp:inline distT="0" distB="0" distL="0" distR="0" wp14:anchorId="0096CA54" wp14:editId="757B1713">
+            <wp:extent cx="5400675" cy="428625"/>
+            <wp:effectExtent l="0" t="0" r="9525" b="9525"/>
+            <wp:docPr id="2018472696" name="Imagen 8"/>
+            <wp:cNvGraphicFramePr>
+              <a:graphicFrameLocks xmlns:a="http://schemas.openxmlformats.org/drawingml/2006/main" noChangeAspect="1"/>
+            </wp:cNvGraphicFramePr>
+            <a:graphic xmlns:a="http://schemas.openxmlformats.org/drawingml/2006/main">
+              <a:graphicData uri="http://schemas.openxmlformats.org/drawingml/2006/picture">
+                <pic:pic xmlns:pic="http://schemas.openxmlformats.org/drawingml/2006/picture">
+                  <pic:nvPicPr>
+                    <pic:cNvPr id="0" name="Picture 3"/>
+                    <pic:cNvPicPr>
+                      <a:picLocks noChangeAspect="1" noChangeArrowheads="1"/>
+                    </pic:cNvPicPr>
+                  </pic:nvPicPr>
+                  <pic:blipFill>
+                    <a:blip r:embed="rId12">
+                      <a:extLst>
+                        <a:ext uri="{28A0092B-C50C-407E-A947-70E740481C1C}">
+                          <a14:useLocalDpi xmlns:a14="http://schemas.microsoft.com/office/drawing/2010/main" val="0"/>
+                        </a:ext>
+                      </a:extLst>
+                    </a:blip>
+                    <a:srcRect/>
+                    <a:stretch>
+                      <a:fillRect/>
+                    </a:stretch>
+                  </pic:blipFill>
+                  <pic:spPr bwMode="auto">
+                    <a:xfrm>
+                      <a:off x="0" y="0"/>
+                      <a:ext cx="5400675" cy="428625"/>
+                    </a:xfrm>
+                    <a:prstGeom prst="rect">
+                      <a:avLst/>
+                    </a:prstGeom>
+                    <a:noFill/>
+                    <a:ln>
+                      <a:noFill/>
+                    </a:ln>
+                  </pic:spPr>
+                </pic:pic>
+              </a:graphicData>
+            </a:graphic>
+          </wp:inline>
+        </w:drawing>
+      </w:r>
+    </w:p>
+    <w:p>
+      <w:pPr>
         <w:rPr>
           <w:b/>
           <w:bCs/>
         </w:rPr>
-        <w:t xml:space="preserve"> B:</w:t>
-      </w:r>
-      <w:r>
-        <w:t xml:space="preserve"> [RELLENAR POR TI: Especificaciones del PC 2, ej. Apple M2, 16GB RAM]</w:t>
+      </w:pPr>
+      <w:proofErr w:type="spellStart"/>
+      <w:r>
+        <w:rPr>
+          <w:b/>
+          <w:bCs/>
+        </w:rPr>
+        <w:t>Computer</w:t>
+      </w:r>
+      <w:proofErr w:type="spellEnd"/>
+      <w:r>
+        <w:rPr>
+          <w:b/>
+          <w:bCs/>
+        </w:rPr>
+        <w:t xml:space="preserve"> </w:t>
+      </w:r>
+      <w:r>
+        <w:rPr>
+          <w:b/>
+          <w:bCs/>
+        </w:rPr>
+        <w:t>B</w:t>
+      </w:r>
+      <w:r>
+        <w:rPr>
+          <w:b/>
+          <w:bCs/>
+        </w:rPr>
+        <w:t>:</w:t>
+      </w:r>
+      <w:r>
+        <w:rPr>
+          <w:noProof/>
+        </w:rPr>
+        <w:t xml:space="preserve"> </w:t>
       </w:r>
     </w:p>
     <w:p>
@@ -2190,67 +3105,118 @@
         <w:rPr>
           <w:b/>
           <w:bCs/>
-        </w:rPr>
-        <w:t>Gráficos de rendimiento:</w:t>
+          <w:noProof/>
+        </w:rPr>
+        <w:drawing>
+          <wp:inline distT="0" distB="0" distL="0" distR="0" wp14:anchorId="361F96B8" wp14:editId="34A2A20E">
+            <wp:extent cx="4487667" cy="2762250"/>
+            <wp:effectExtent l="0" t="0" r="8255" b="0"/>
+            <wp:docPr id="890114012" name="Imagen 7"/>
+            <wp:cNvGraphicFramePr>
+              <a:graphicFrameLocks xmlns:a="http://schemas.openxmlformats.org/drawingml/2006/main" noChangeAspect="1"/>
+            </wp:cNvGraphicFramePr>
+            <a:graphic xmlns:a="http://schemas.openxmlformats.org/drawingml/2006/main">
+              <a:graphicData uri="http://schemas.openxmlformats.org/drawingml/2006/picture">
+                <pic:pic xmlns:pic="http://schemas.openxmlformats.org/drawingml/2006/picture">
+                  <pic:nvPicPr>
+                    <pic:cNvPr id="0" name="Picture 2"/>
+                    <pic:cNvPicPr>
+                      <a:picLocks noChangeAspect="1" noChangeArrowheads="1"/>
+                    </pic:cNvPicPr>
+                  </pic:nvPicPr>
+                  <pic:blipFill>
+                    <a:blip r:embed="rId13">
+                      <a:extLst>
+                        <a:ext uri="{28A0092B-C50C-407E-A947-70E740481C1C}">
+                          <a14:useLocalDpi xmlns:a14="http://schemas.microsoft.com/office/drawing/2010/main" val="0"/>
+                        </a:ext>
+                      </a:extLst>
+                    </a:blip>
+                    <a:srcRect/>
+                    <a:stretch>
+                      <a:fillRect/>
+                    </a:stretch>
+                  </pic:blipFill>
+                  <pic:spPr bwMode="auto">
+                    <a:xfrm>
+                      <a:off x="0" y="0"/>
+                      <a:ext cx="4509203" cy="2775506"/>
+                    </a:xfrm>
+                    <a:prstGeom prst="rect">
+                      <a:avLst/>
+                    </a:prstGeom>
+                    <a:noFill/>
+                    <a:ln>
+                      <a:noFill/>
+                    </a:ln>
+                  </pic:spPr>
+                </pic:pic>
+              </a:graphicData>
+            </a:graphic>
+          </wp:inline>
+        </w:drawing>
+      </w:r>
+      <w:r>
+        <w:rPr>
+          <w:noProof/>
+        </w:rPr>
+        <w:drawing>
+          <wp:inline distT="0" distB="0" distL="0" distR="0" wp14:anchorId="264BAFCE" wp14:editId="40A43785">
+            <wp:extent cx="5391150" cy="476250"/>
+            <wp:effectExtent l="0" t="0" r="0" b="0"/>
+            <wp:docPr id="806489451" name="Imagen 9"/>
+            <wp:cNvGraphicFramePr>
+              <a:graphicFrameLocks xmlns:a="http://schemas.openxmlformats.org/drawingml/2006/main" noChangeAspect="1"/>
+            </wp:cNvGraphicFramePr>
+            <a:graphic xmlns:a="http://schemas.openxmlformats.org/drawingml/2006/main">
+              <a:graphicData uri="http://schemas.openxmlformats.org/drawingml/2006/picture">
+                <pic:pic xmlns:pic="http://schemas.openxmlformats.org/drawingml/2006/picture">
+                  <pic:nvPicPr>
+                    <pic:cNvPr id="0" name="Picture 4"/>
+                    <pic:cNvPicPr>
+                      <a:picLocks noChangeAspect="1" noChangeArrowheads="1"/>
+                    </pic:cNvPicPr>
+                  </pic:nvPicPr>
+                  <pic:blipFill>
+                    <a:blip r:embed="rId14">
+                      <a:extLst>
+                        <a:ext uri="{28A0092B-C50C-407E-A947-70E740481C1C}">
+                          <a14:useLocalDpi xmlns:a14="http://schemas.microsoft.com/office/drawing/2010/main" val="0"/>
+                        </a:ext>
+                      </a:extLst>
+                    </a:blip>
+                    <a:srcRect/>
+                    <a:stretch>
+                      <a:fillRect/>
+                    </a:stretch>
+                  </pic:blipFill>
+                  <pic:spPr bwMode="auto">
+                    <a:xfrm>
+                      <a:off x="0" y="0"/>
+                      <a:ext cx="5391150" cy="476250"/>
+                    </a:xfrm>
+                    <a:prstGeom prst="rect">
+                      <a:avLst/>
+                    </a:prstGeom>
+                    <a:noFill/>
+                    <a:ln>
+                      <a:noFill/>
+                    </a:ln>
+                  </pic:spPr>
+                </pic:pic>
+              </a:graphicData>
+            </a:graphic>
+          </wp:inline>
+        </w:drawing>
       </w:r>
     </w:p>
     <w:p>
       <w:r>
-        <w:t>[RELLENAR POR TI: Insertar aquí las imágenes de tus gráficas comparativas de rendimiento, como un gráfico de barras mostrando los tiempos medios de cada PC.]</w:t>
-      </w:r>
-    </w:p>
-    <w:p>
-      <w:r>
         <w:rPr>
           <w:b/>
           <w:bCs/>
         </w:rPr>
         <w:t>Intervalos de confianza (95%):</w:t>
-      </w:r>
-    </w:p>
-    <w:p>
-      <w:r>
-        <w:t>Basándonos en las muestras tomadas, calculamos el intervalo de confianza al 95% para la media poblacional usando la fórmula $\</w:t>
-      </w:r>
-      <w:proofErr w:type="spellStart"/>
-      <w:r>
-        <w:t>overline</w:t>
-      </w:r>
-      <w:proofErr w:type="spellEnd"/>
-      <w:r>
-        <w:t>{x} \pm t_{\</w:t>
-      </w:r>
-      <w:proofErr w:type="spellStart"/>
-      <w:r>
-        <w:t>alpha</w:t>
-      </w:r>
-      <w:proofErr w:type="spellEnd"/>
-      <w:r>
-        <w:t>/2} \</w:t>
-      </w:r>
-      <w:proofErr w:type="spellStart"/>
-      <w:r>
-        <w:t>cdot</w:t>
-      </w:r>
-      <w:proofErr w:type="spellEnd"/>
-      <w:r>
-        <w:t xml:space="preserve"> \frac{s}{\</w:t>
-      </w:r>
-      <w:proofErr w:type="spellStart"/>
-      <w:r>
-        <w:t>sqrt</w:t>
-      </w:r>
-      <w:proofErr w:type="spellEnd"/>
-      <w:r>
-        <w:t>{n</w:t>
-      </w:r>
-      <w:proofErr w:type="gramStart"/>
-      <w:r>
-        <w:t>}}$</w:t>
-      </w:r>
-      <w:proofErr w:type="gramEnd"/>
-      <w:r>
-        <w:t>.</w:t>
       </w:r>
     </w:p>
     <w:p>
@@ -2277,15 +3243,34 @@
         <w:t xml:space="preserve"> A (Wall time):</w:t>
       </w:r>
       <w:r>
-        <w:t xml:space="preserve"> [RELLENAR POR TI: </w:t>
-      </w:r>
-      <w:proofErr w:type="spellStart"/>
-      <w:r>
-        <w:t>Ej</w:t>
-      </w:r>
-      <w:proofErr w:type="spellEnd"/>
-      <w:r>
-        <w:t>: Con un nivel de confianza del 95%, el tiempo medio de ejecución se encuentra entre 120.4 ms y 135.2 ms.]</w:t>
+        <w:t xml:space="preserve"> Con un nivel de confianza del 95%, el tiempo medio de ejecución se encuentra entre </w:t>
+      </w:r>
+      <w:r>
+        <w:t>1</w:t>
+      </w:r>
+      <w:r>
+        <w:t>3</w:t>
+      </w:r>
+      <w:r>
+        <w:t>.</w:t>
+      </w:r>
+      <w:r>
+        <w:t>59</w:t>
+      </w:r>
+      <w:r>
+        <w:t xml:space="preserve"> ms y 1</w:t>
+      </w:r>
+      <w:r>
+        <w:t>7</w:t>
+      </w:r>
+      <w:r>
+        <w:t>.2</w:t>
+      </w:r>
+      <w:r>
+        <w:t>5</w:t>
+      </w:r>
+      <w:r>
+        <w:t xml:space="preserve"> ms.</w:t>
       </w:r>
     </w:p>
     <w:p>
@@ -2312,193 +3297,25 @@
         <w:t xml:space="preserve"> B (Wall time):</w:t>
       </w:r>
       <w:r>
-        <w:t xml:space="preserve"> [RELLENAR POR TI: </w:t>
-      </w:r>
-      <w:proofErr w:type="spellStart"/>
-      <w:r>
-        <w:t>Ej</w:t>
-      </w:r>
-      <w:proofErr w:type="spellEnd"/>
-      <w:r>
-        <w:t>: Con un nivel de confianza del 95%, el tiempo medio de ejecución se encuentra entre 85.1 ms y 92.3 ms.]</w:t>
-      </w:r>
-    </w:p>
-    <w:p>
-      <w:r>
-        <w:rPr>
-          <w:b/>
-          <w:bCs/>
-        </w:rPr>
-        <w:lastRenderedPageBreak/>
-        <w:t xml:space="preserve">Contraste de hipótesis (95% </w:t>
-      </w:r>
-      <w:proofErr w:type="spellStart"/>
-      <w:r>
-        <w:rPr>
-          <w:b/>
-          <w:bCs/>
-        </w:rPr>
-        <w:t>confidence</w:t>
-      </w:r>
-      <w:proofErr w:type="spellEnd"/>
-      <w:r>
-        <w:rPr>
-          <w:b/>
-          <w:bCs/>
-        </w:rPr>
-        <w:t>):</w:t>
-      </w:r>
-    </w:p>
-    <w:p>
-      <w:r>
-        <w:t>Para demostrar estadísticamente cuál es el ordenador más potente, realizamos una prueba T para diferencia de medias con el siguiente estadístico:</w:t>
-      </w:r>
-    </w:p>
-    <w:p>
-      <w:r>
-        <w:t>$$t = \frac{\</w:t>
-      </w:r>
-      <w:proofErr w:type="spellStart"/>
-      <w:r>
-        <w:t>overline</w:t>
-      </w:r>
-      <w:proofErr w:type="spellEnd"/>
-      <w:r>
-        <w:t>{x}_1 - \</w:t>
-      </w:r>
-      <w:proofErr w:type="spellStart"/>
-      <w:r>
-        <w:t>overline</w:t>
-      </w:r>
-      <w:proofErr w:type="spellEnd"/>
-      <w:r>
-        <w:t>{x}_</w:t>
-      </w:r>
-      <w:proofErr w:type="gramStart"/>
-      <w:r>
-        <w:t>2}{</w:t>
-      </w:r>
-      <w:proofErr w:type="gramEnd"/>
-      <w:r>
-        <w:t>\</w:t>
-      </w:r>
-      <w:proofErr w:type="spellStart"/>
-      <w:r>
-        <w:t>sqrt</w:t>
-      </w:r>
-      <w:proofErr w:type="spellEnd"/>
-      <w:r>
-        <w:t>{\frac{s_1^</w:t>
-      </w:r>
-      <w:proofErr w:type="gramStart"/>
-      <w:r>
-        <w:t>2}{</w:t>
-      </w:r>
-      <w:proofErr w:type="gramEnd"/>
-      <w:r>
-        <w:t>n_1} + \frac{s_2^</w:t>
-      </w:r>
-      <w:proofErr w:type="gramStart"/>
-      <w:r>
-        <w:t>2}{</w:t>
-      </w:r>
-      <w:proofErr w:type="gramEnd"/>
-      <w:r>
-        <w:t>n_2}</w:t>
-      </w:r>
-      <w:proofErr w:type="gramStart"/>
-      <w:r>
-        <w:t>}}$</w:t>
-      </w:r>
-      <w:proofErr w:type="gramEnd"/>
-      <w:r>
-        <w:t>$</w:t>
-      </w:r>
-    </w:p>
-    <w:p>
-      <w:pPr>
-        <w:numPr>
-          <w:ilvl w:val="0"/>
-          <w:numId w:val="4"/>
-        </w:numPr>
-      </w:pPr>
-      <w:r>
-        <w:rPr>
-          <w:b/>
-          <w:bCs/>
-        </w:rPr>
-        <w:t>Hipótesis:</w:t>
-      </w:r>
-      <w:r>
-        <w:t xml:space="preserve"> La hipótesis nula asume que ambos ordenadores tardan el mismo tiempo medio. La hipótesis alternativa postula que los tiempos son diferentes.</w:t>
-      </w:r>
-    </w:p>
-    <w:p>
-      <w:pPr>
-        <w:numPr>
-          <w:ilvl w:val="0"/>
-          <w:numId w:val="4"/>
-        </w:numPr>
-      </w:pPr>
-      <w:r>
-        <w:rPr>
-          <w:b/>
-          <w:bCs/>
-        </w:rPr>
-        <w:t>Resultados:</w:t>
-      </w:r>
-      <w:r>
-        <w:t xml:space="preserve"> [RELLENAR POR TI: </w:t>
-      </w:r>
-      <w:proofErr w:type="spellStart"/>
-      <w:r>
-        <w:t>Ej</w:t>
-      </w:r>
-      <w:proofErr w:type="spellEnd"/>
-      <w:r>
-        <w:t>: El cálculo arroja un p-valor de 0.001, que es estrictamente menor a nuestro nivel de significación de 0.05.]</w:t>
-      </w:r>
-    </w:p>
-    <w:p>
-      <w:pPr>
-        <w:numPr>
-          <w:ilvl w:val="0"/>
-          <w:numId w:val="4"/>
-        </w:numPr>
-      </w:pPr>
-      <w:r>
-        <w:rPr>
-          <w:b/>
-          <w:bCs/>
-        </w:rPr>
-        <w:t>Conclusión del contraste:</w:t>
-      </w:r>
-      <w:r>
-        <w:t xml:space="preserve"> [RELLENAR POR TI: </w:t>
-      </w:r>
-      <w:proofErr w:type="spellStart"/>
-      <w:r>
-        <w:t>Ej</w:t>
-      </w:r>
-      <w:proofErr w:type="spellEnd"/>
-      <w:r>
-        <w:t xml:space="preserve">: Por tanto, rechazamos la hipótesis nula con una confianza del 95%. Se concluye estadísticamente que </w:t>
-      </w:r>
-      <w:proofErr w:type="spellStart"/>
-      <w:r>
-        <w:t>Computer</w:t>
-      </w:r>
-      <w:proofErr w:type="spellEnd"/>
-      <w:r>
-        <w:t xml:space="preserve"> B es más potente que </w:t>
-      </w:r>
-      <w:proofErr w:type="spellStart"/>
-      <w:r>
-        <w:t>Computer</w:t>
-      </w:r>
-      <w:proofErr w:type="spellEnd"/>
-      <w:r>
-        <w:t xml:space="preserve"> A para la carga de trabajo de este proyecto.]</w:t>
+        <w:t xml:space="preserve"> Con un nivel de confianza del 95%, el tiempo medio de ejecución se encuentra entre </w:t>
+      </w:r>
+      <w:r>
+        <w:t>16</w:t>
+      </w:r>
+      <w:r>
+        <w:t>.</w:t>
+      </w:r>
+      <w:r>
+        <w:t>71</w:t>
+      </w:r>
+      <w:r>
+        <w:t xml:space="preserve"> ms y </w:t>
+      </w:r>
+      <w:r>
+        <w:t>20</w:t>
+      </w:r>
+      <w:r>
+        <w:t>.3 ms.</w:t>
       </w:r>
     </w:p>
     <w:p>
@@ -2511,13 +3328,22 @@
       </w:pPr>
       <w:bookmarkStart w:id="7" w:name="_Toc229145797"/>
       <w:r>
+        <w:lastRenderedPageBreak/>
         <w:t>Conclusiones</w:t>
       </w:r>
       <w:bookmarkEnd w:id="7"/>
     </w:p>
     <w:p>
       <w:r>
-        <w:t xml:space="preserve">Tras ejecutar de manera exhaustiva el plan de pruebas diseñado para este proyecto, podemos afirmar que la calidad estructural y funcional de la aplicación cumple con las expectativas establecidas. La sección de pruebas funcionales, apoyada en el análisis de mutantes, certifica que los </w:t>
+        <w:t xml:space="preserve">Tras ejecutar de manera exhaustiva el plan de pruebas diseñado para este proyecto, podemos afirmar que la calidad estructural y funcional de la aplicación cumple con las expectativas establecidas. La sección de pruebas </w:t>
+      </w:r>
+      <w:proofErr w:type="gramStart"/>
+      <w:r>
+        <w:t>funcionales,</w:t>
+      </w:r>
+      <w:proofErr w:type="gramEnd"/>
+      <w:r>
+        <w:t xml:space="preserve"> certifica que los </w:t>
       </w:r>
       <w:proofErr w:type="spellStart"/>
       <w:r>
@@ -2547,15 +3373,7 @@
       </w:r>
       <w:proofErr w:type="spellEnd"/>
       <w:r>
-        <w:t xml:space="preserve"> time y su posterior análisis inferencial demuestran de manera clara el comportamiento de la aplicación en diferentes entornos de ejecución. El contraste de hipótesis ha servido para certificar rigurosamente la diferencia de potencia entre los dos equipos analizados ([RELLENAR POR TI: Menciona el equipo ganador, ej. destacando la superioridad del </w:t>
-      </w:r>
-      <w:proofErr w:type="spellStart"/>
-      <w:r>
-        <w:t>Computer</w:t>
-      </w:r>
-      <w:proofErr w:type="spellEnd"/>
-      <w:r>
-        <w:t xml:space="preserve"> B]). En conjunto, estas métricas consolidan un producto de software fiable, cuyas operaciones se resuelven en tiempos aceptables y que cuenta con un blindaje efectivo mediante pruebas automatizadas para futuros desarrollos o refactorizaciones.</w:t>
+        <w:t xml:space="preserve"> time y su posterior análisis demuestran de manera clara el comportamiento de la aplicación en diferentes entornos de ejecución. En conjunto, estas métricas consolidan un producto de software fiable, cuyas operaciones se resuelven en tiempos aceptables y que cuenta con un blindaje efectivo mediante pruebas automatizadas para futuros desarrollos o refactorizaciones.</w:t>
       </w:r>
     </w:p>
     <w:p>
@@ -2578,7 +3396,7 @@
       </w:r>
     </w:p>
     <w:sectPr>
-      <w:footerReference w:type="default" r:id="rId10"/>
+      <w:footerReference w:type="default" r:id="rId15"/>
       <w:pgSz w:w="11906" w:h="16838"/>
       <w:pgMar w:top="1417" w:right="1701" w:bottom="1417" w:left="1701" w:header="708" w:footer="708" w:gutter="0"/>
       <w:pgNumType w:start="0"/>
@@ -3104,6 +3922,119 @@
     </w:lvl>
   </w:abstractNum>
   <w:abstractNum w:abstractNumId="3" w15:restartNumberingAfterBreak="0">
+    <w:nsid w:val="5BC437B3"/>
+    <w:multiLevelType w:val="hybridMultilevel"/>
+    <w:tmpl w:val="F79CC588"/>
+    <w:lvl w:ilvl="0" w:tplc="0568C982">
+      <w:start w:val="4"/>
+      <w:numFmt w:val="bullet"/>
+      <w:lvlText w:val="-"/>
+      <w:lvlJc w:val="left"/>
+      <w:pPr>
+        <w:ind w:left="927" w:hanging="360"/>
+      </w:pPr>
+      <w:rPr>
+        <w:rFonts w:ascii="Calibri" w:eastAsiaTheme="minorHAnsi" w:hAnsi="Calibri" w:cs="Calibri" w:hint="default"/>
+      </w:rPr>
+    </w:lvl>
+    <w:lvl w:ilvl="1" w:tplc="0C0A0003" w:tentative="1">
+      <w:start w:val="1"/>
+      <w:numFmt w:val="bullet"/>
+      <w:lvlText w:val="o"/>
+      <w:lvlJc w:val="left"/>
+      <w:pPr>
+        <w:ind w:left="1647" w:hanging="360"/>
+      </w:pPr>
+      <w:rPr>
+        <w:rFonts w:ascii="Courier New" w:hAnsi="Courier New" w:cs="Courier New" w:hint="default"/>
+      </w:rPr>
+    </w:lvl>
+    <w:lvl w:ilvl="2" w:tplc="0C0A0005" w:tentative="1">
+      <w:start w:val="1"/>
+      <w:numFmt w:val="bullet"/>
+      <w:lvlText w:val=""/>
+      <w:lvlJc w:val="left"/>
+      <w:pPr>
+        <w:ind w:left="2367" w:hanging="360"/>
+      </w:pPr>
+      <w:rPr>
+        <w:rFonts w:ascii="Wingdings" w:hAnsi="Wingdings" w:hint="default"/>
+      </w:rPr>
+    </w:lvl>
+    <w:lvl w:ilvl="3" w:tplc="0C0A0001" w:tentative="1">
+      <w:start w:val="1"/>
+      <w:numFmt w:val="bullet"/>
+      <w:lvlText w:val=""/>
+      <w:lvlJc w:val="left"/>
+      <w:pPr>
+        <w:ind w:left="3087" w:hanging="360"/>
+      </w:pPr>
+      <w:rPr>
+        <w:rFonts w:ascii="Symbol" w:hAnsi="Symbol" w:hint="default"/>
+      </w:rPr>
+    </w:lvl>
+    <w:lvl w:ilvl="4" w:tplc="0C0A0003" w:tentative="1">
+      <w:start w:val="1"/>
+      <w:numFmt w:val="bullet"/>
+      <w:lvlText w:val="o"/>
+      <w:lvlJc w:val="left"/>
+      <w:pPr>
+        <w:ind w:left="3807" w:hanging="360"/>
+      </w:pPr>
+      <w:rPr>
+        <w:rFonts w:ascii="Courier New" w:hAnsi="Courier New" w:cs="Courier New" w:hint="default"/>
+      </w:rPr>
+    </w:lvl>
+    <w:lvl w:ilvl="5" w:tplc="0C0A0005" w:tentative="1">
+      <w:start w:val="1"/>
+      <w:numFmt w:val="bullet"/>
+      <w:lvlText w:val=""/>
+      <w:lvlJc w:val="left"/>
+      <w:pPr>
+        <w:ind w:left="4527" w:hanging="360"/>
+      </w:pPr>
+      <w:rPr>
+        <w:rFonts w:ascii="Wingdings" w:hAnsi="Wingdings" w:hint="default"/>
+      </w:rPr>
+    </w:lvl>
+    <w:lvl w:ilvl="6" w:tplc="0C0A0001" w:tentative="1">
+      <w:start w:val="1"/>
+      <w:numFmt w:val="bullet"/>
+      <w:lvlText w:val=""/>
+      <w:lvlJc w:val="left"/>
+      <w:pPr>
+        <w:ind w:left="5247" w:hanging="360"/>
+      </w:pPr>
+      <w:rPr>
+        <w:rFonts w:ascii="Symbol" w:hAnsi="Symbol" w:hint="default"/>
+      </w:rPr>
+    </w:lvl>
+    <w:lvl w:ilvl="7" w:tplc="0C0A0003" w:tentative="1">
+      <w:start w:val="1"/>
+      <w:numFmt w:val="bullet"/>
+      <w:lvlText w:val="o"/>
+      <w:lvlJc w:val="left"/>
+      <w:pPr>
+        <w:ind w:left="5967" w:hanging="360"/>
+      </w:pPr>
+      <w:rPr>
+        <w:rFonts w:ascii="Courier New" w:hAnsi="Courier New" w:cs="Courier New" w:hint="default"/>
+      </w:rPr>
+    </w:lvl>
+    <w:lvl w:ilvl="8" w:tplc="0C0A0005" w:tentative="1">
+      <w:start w:val="1"/>
+      <w:numFmt w:val="bullet"/>
+      <w:lvlText w:val=""/>
+      <w:lvlJc w:val="left"/>
+      <w:pPr>
+        <w:ind w:left="6687" w:hanging="360"/>
+      </w:pPr>
+      <w:rPr>
+        <w:rFonts w:ascii="Wingdings" w:hAnsi="Wingdings" w:hint="default"/>
+      </w:rPr>
+    </w:lvl>
+  </w:abstractNum>
+  <w:abstractNum w:abstractNumId="4" w15:restartNumberingAfterBreak="0">
     <w:nsid w:val="5FBA2965"/>
     <w:multiLevelType w:val="multilevel"/>
     <w:tmpl w:val="900A43A8"/>
@@ -3250,6 +4181,324 @@
         <w:rFonts w:ascii="Wingdings" w:hAnsi="Wingdings" w:hint="default"/>
         <w:sz w:val="20"/>
       </w:rPr>
+    </w:lvl>
+  </w:abstractNum>
+  <w:abstractNum w:abstractNumId="5" w15:restartNumberingAfterBreak="0">
+    <w:nsid w:val="6255258C"/>
+    <w:multiLevelType w:val="hybridMultilevel"/>
+    <w:tmpl w:val="0B1232DE"/>
+    <w:lvl w:ilvl="0" w:tplc="A98E203C">
+      <w:numFmt w:val="bullet"/>
+      <w:lvlText w:val="-"/>
+      <w:lvlJc w:val="left"/>
+      <w:pPr>
+        <w:ind w:left="927" w:hanging="360"/>
+      </w:pPr>
+      <w:rPr>
+        <w:rFonts w:ascii="Calibri" w:eastAsiaTheme="minorHAnsi" w:hAnsi="Calibri" w:cs="Calibri" w:hint="default"/>
+      </w:rPr>
+    </w:lvl>
+    <w:lvl w:ilvl="1" w:tplc="0C0A0003" w:tentative="1">
+      <w:start w:val="1"/>
+      <w:numFmt w:val="bullet"/>
+      <w:lvlText w:val="o"/>
+      <w:lvlJc w:val="left"/>
+      <w:pPr>
+        <w:ind w:left="1647" w:hanging="360"/>
+      </w:pPr>
+      <w:rPr>
+        <w:rFonts w:ascii="Courier New" w:hAnsi="Courier New" w:cs="Courier New" w:hint="default"/>
+      </w:rPr>
+    </w:lvl>
+    <w:lvl w:ilvl="2" w:tplc="0C0A0005" w:tentative="1">
+      <w:start w:val="1"/>
+      <w:numFmt w:val="bullet"/>
+      <w:lvlText w:val=""/>
+      <w:lvlJc w:val="left"/>
+      <w:pPr>
+        <w:ind w:left="2367" w:hanging="360"/>
+      </w:pPr>
+      <w:rPr>
+        <w:rFonts w:ascii="Wingdings" w:hAnsi="Wingdings" w:hint="default"/>
+      </w:rPr>
+    </w:lvl>
+    <w:lvl w:ilvl="3" w:tplc="0C0A0001" w:tentative="1">
+      <w:start w:val="1"/>
+      <w:numFmt w:val="bullet"/>
+      <w:lvlText w:val=""/>
+      <w:lvlJc w:val="left"/>
+      <w:pPr>
+        <w:ind w:left="3087" w:hanging="360"/>
+      </w:pPr>
+      <w:rPr>
+        <w:rFonts w:ascii="Symbol" w:hAnsi="Symbol" w:hint="default"/>
+      </w:rPr>
+    </w:lvl>
+    <w:lvl w:ilvl="4" w:tplc="0C0A0003" w:tentative="1">
+      <w:start w:val="1"/>
+      <w:numFmt w:val="bullet"/>
+      <w:lvlText w:val="o"/>
+      <w:lvlJc w:val="left"/>
+      <w:pPr>
+        <w:ind w:left="3807" w:hanging="360"/>
+      </w:pPr>
+      <w:rPr>
+        <w:rFonts w:ascii="Courier New" w:hAnsi="Courier New" w:cs="Courier New" w:hint="default"/>
+      </w:rPr>
+    </w:lvl>
+    <w:lvl w:ilvl="5" w:tplc="0C0A0005" w:tentative="1">
+      <w:start w:val="1"/>
+      <w:numFmt w:val="bullet"/>
+      <w:lvlText w:val=""/>
+      <w:lvlJc w:val="left"/>
+      <w:pPr>
+        <w:ind w:left="4527" w:hanging="360"/>
+      </w:pPr>
+      <w:rPr>
+        <w:rFonts w:ascii="Wingdings" w:hAnsi="Wingdings" w:hint="default"/>
+      </w:rPr>
+    </w:lvl>
+    <w:lvl w:ilvl="6" w:tplc="0C0A0001" w:tentative="1">
+      <w:start w:val="1"/>
+      <w:numFmt w:val="bullet"/>
+      <w:lvlText w:val=""/>
+      <w:lvlJc w:val="left"/>
+      <w:pPr>
+        <w:ind w:left="5247" w:hanging="360"/>
+      </w:pPr>
+      <w:rPr>
+        <w:rFonts w:ascii="Symbol" w:hAnsi="Symbol" w:hint="default"/>
+      </w:rPr>
+    </w:lvl>
+    <w:lvl w:ilvl="7" w:tplc="0C0A0003" w:tentative="1">
+      <w:start w:val="1"/>
+      <w:numFmt w:val="bullet"/>
+      <w:lvlText w:val="o"/>
+      <w:lvlJc w:val="left"/>
+      <w:pPr>
+        <w:ind w:left="5967" w:hanging="360"/>
+      </w:pPr>
+      <w:rPr>
+        <w:rFonts w:ascii="Courier New" w:hAnsi="Courier New" w:cs="Courier New" w:hint="default"/>
+      </w:rPr>
+    </w:lvl>
+    <w:lvl w:ilvl="8" w:tplc="0C0A0005" w:tentative="1">
+      <w:start w:val="1"/>
+      <w:numFmt w:val="bullet"/>
+      <w:lvlText w:val=""/>
+      <w:lvlJc w:val="left"/>
+      <w:pPr>
+        <w:ind w:left="6687" w:hanging="360"/>
+      </w:pPr>
+      <w:rPr>
+        <w:rFonts w:ascii="Wingdings" w:hAnsi="Wingdings" w:hint="default"/>
+      </w:rPr>
+    </w:lvl>
+  </w:abstractNum>
+  <w:abstractNum w:abstractNumId="6" w15:restartNumberingAfterBreak="0">
+    <w:nsid w:val="65B93E5D"/>
+    <w:multiLevelType w:val="hybridMultilevel"/>
+    <w:tmpl w:val="904AEBCA"/>
+    <w:lvl w:ilvl="0" w:tplc="4C5CBD00">
+      <w:start w:val="1"/>
+      <w:numFmt w:val="bullet"/>
+      <w:pStyle w:val="Requirement-Body"/>
+      <w:lvlText w:val=""/>
+      <w:lvlJc w:val="left"/>
+      <w:pPr>
+        <w:ind w:left="720" w:hanging="360"/>
+      </w:pPr>
+      <w:rPr>
+        <w:rFonts w:ascii="Symbol" w:hAnsi="Symbol" w:hint="default"/>
+        <w:color w:val="auto"/>
+      </w:rPr>
+    </w:lvl>
+    <w:lvl w:ilvl="1" w:tplc="08090003">
+      <w:start w:val="1"/>
+      <w:numFmt w:val="bullet"/>
+      <w:lvlText w:val="o"/>
+      <w:lvlJc w:val="left"/>
+      <w:pPr>
+        <w:ind w:left="1440" w:hanging="360"/>
+      </w:pPr>
+      <w:rPr>
+        <w:rFonts w:ascii="Courier New" w:hAnsi="Courier New" w:cs="Courier New" w:hint="default"/>
+      </w:rPr>
+    </w:lvl>
+    <w:lvl w:ilvl="2" w:tplc="08090005" w:tentative="1">
+      <w:start w:val="1"/>
+      <w:numFmt w:val="bullet"/>
+      <w:lvlText w:val=""/>
+      <w:lvlJc w:val="left"/>
+      <w:pPr>
+        <w:ind w:left="2160" w:hanging="360"/>
+      </w:pPr>
+      <w:rPr>
+        <w:rFonts w:ascii="Wingdings" w:hAnsi="Wingdings" w:hint="default"/>
+      </w:rPr>
+    </w:lvl>
+    <w:lvl w:ilvl="3" w:tplc="08090001" w:tentative="1">
+      <w:start w:val="1"/>
+      <w:numFmt w:val="bullet"/>
+      <w:lvlText w:val=""/>
+      <w:lvlJc w:val="left"/>
+      <w:pPr>
+        <w:ind w:left="2880" w:hanging="360"/>
+      </w:pPr>
+      <w:rPr>
+        <w:rFonts w:ascii="Symbol" w:hAnsi="Symbol" w:hint="default"/>
+      </w:rPr>
+    </w:lvl>
+    <w:lvl w:ilvl="4" w:tplc="08090003" w:tentative="1">
+      <w:start w:val="1"/>
+      <w:numFmt w:val="bullet"/>
+      <w:lvlText w:val="o"/>
+      <w:lvlJc w:val="left"/>
+      <w:pPr>
+        <w:ind w:left="3600" w:hanging="360"/>
+      </w:pPr>
+      <w:rPr>
+        <w:rFonts w:ascii="Courier New" w:hAnsi="Courier New" w:cs="Courier New" w:hint="default"/>
+      </w:rPr>
+    </w:lvl>
+    <w:lvl w:ilvl="5" w:tplc="08090005" w:tentative="1">
+      <w:start w:val="1"/>
+      <w:numFmt w:val="bullet"/>
+      <w:lvlText w:val=""/>
+      <w:lvlJc w:val="left"/>
+      <w:pPr>
+        <w:ind w:left="4320" w:hanging="360"/>
+      </w:pPr>
+      <w:rPr>
+        <w:rFonts w:ascii="Wingdings" w:hAnsi="Wingdings" w:hint="default"/>
+      </w:rPr>
+    </w:lvl>
+    <w:lvl w:ilvl="6" w:tplc="08090001" w:tentative="1">
+      <w:start w:val="1"/>
+      <w:numFmt w:val="bullet"/>
+      <w:lvlText w:val=""/>
+      <w:lvlJc w:val="left"/>
+      <w:pPr>
+        <w:ind w:left="5040" w:hanging="360"/>
+      </w:pPr>
+      <w:rPr>
+        <w:rFonts w:ascii="Symbol" w:hAnsi="Symbol" w:hint="default"/>
+      </w:rPr>
+    </w:lvl>
+    <w:lvl w:ilvl="7" w:tplc="08090003" w:tentative="1">
+      <w:start w:val="1"/>
+      <w:numFmt w:val="bullet"/>
+      <w:lvlText w:val="o"/>
+      <w:lvlJc w:val="left"/>
+      <w:pPr>
+        <w:ind w:left="5760" w:hanging="360"/>
+      </w:pPr>
+      <w:rPr>
+        <w:rFonts w:ascii="Courier New" w:hAnsi="Courier New" w:cs="Courier New" w:hint="default"/>
+      </w:rPr>
+    </w:lvl>
+    <w:lvl w:ilvl="8" w:tplc="08090005" w:tentative="1">
+      <w:start w:val="1"/>
+      <w:numFmt w:val="bullet"/>
+      <w:lvlText w:val=""/>
+      <w:lvlJc w:val="left"/>
+      <w:pPr>
+        <w:ind w:left="6480" w:hanging="360"/>
+      </w:pPr>
+      <w:rPr>
+        <w:rFonts w:ascii="Wingdings" w:hAnsi="Wingdings" w:hint="default"/>
+      </w:rPr>
+    </w:lvl>
+  </w:abstractNum>
+  <w:abstractNum w:abstractNumId="7" w15:restartNumberingAfterBreak="0">
+    <w:nsid w:val="6AA80ACD"/>
+    <w:multiLevelType w:val="hybridMultilevel"/>
+    <w:tmpl w:val="D020D5BC"/>
+    <w:lvl w:ilvl="0" w:tplc="E758DE2E">
+      <w:start w:val="1"/>
+      <w:numFmt w:val="decimal"/>
+      <w:pStyle w:val="Requirement-HeaderS1"/>
+      <w:suff w:val="space"/>
+      <w:lvlText w:val="B/%1)"/>
+      <w:lvlJc w:val="left"/>
+      <w:pPr>
+        <w:ind w:left="360" w:hanging="360"/>
+      </w:pPr>
+      <w:rPr>
+        <w:rFonts w:hint="default"/>
+      </w:rPr>
+    </w:lvl>
+    <w:lvl w:ilvl="1" w:tplc="08090019" w:tentative="1">
+      <w:start w:val="1"/>
+      <w:numFmt w:val="lowerLetter"/>
+      <w:lvlText w:val="%2."/>
+      <w:lvlJc w:val="left"/>
+      <w:pPr>
+        <w:ind w:left="1440" w:hanging="360"/>
+      </w:pPr>
+    </w:lvl>
+    <w:lvl w:ilvl="2" w:tplc="0809001B" w:tentative="1">
+      <w:start w:val="1"/>
+      <w:numFmt w:val="lowerRoman"/>
+      <w:lvlText w:val="%3."/>
+      <w:lvlJc w:val="right"/>
+      <w:pPr>
+        <w:ind w:left="2160" w:hanging="180"/>
+      </w:pPr>
+    </w:lvl>
+    <w:lvl w:ilvl="3" w:tplc="0809000F" w:tentative="1">
+      <w:start w:val="1"/>
+      <w:numFmt w:val="decimal"/>
+      <w:lvlText w:val="%4."/>
+      <w:lvlJc w:val="left"/>
+      <w:pPr>
+        <w:ind w:left="2880" w:hanging="360"/>
+      </w:pPr>
+    </w:lvl>
+    <w:lvl w:ilvl="4" w:tplc="08090019" w:tentative="1">
+      <w:start w:val="1"/>
+      <w:numFmt w:val="lowerLetter"/>
+      <w:lvlText w:val="%5."/>
+      <w:lvlJc w:val="left"/>
+      <w:pPr>
+        <w:ind w:left="3600" w:hanging="360"/>
+      </w:pPr>
+    </w:lvl>
+    <w:lvl w:ilvl="5" w:tplc="0809001B" w:tentative="1">
+      <w:start w:val="1"/>
+      <w:numFmt w:val="lowerRoman"/>
+      <w:lvlText w:val="%6."/>
+      <w:lvlJc w:val="right"/>
+      <w:pPr>
+        <w:ind w:left="4320" w:hanging="180"/>
+      </w:pPr>
+    </w:lvl>
+    <w:lvl w:ilvl="6" w:tplc="0809000F" w:tentative="1">
+      <w:start w:val="1"/>
+      <w:numFmt w:val="decimal"/>
+      <w:lvlText w:val="%7."/>
+      <w:lvlJc w:val="left"/>
+      <w:pPr>
+        <w:ind w:left="5040" w:hanging="360"/>
+      </w:pPr>
+    </w:lvl>
+    <w:lvl w:ilvl="7" w:tplc="08090019" w:tentative="1">
+      <w:start w:val="1"/>
+      <w:numFmt w:val="lowerLetter"/>
+      <w:lvlText w:val="%8."/>
+      <w:lvlJc w:val="left"/>
+      <w:pPr>
+        <w:ind w:left="5760" w:hanging="360"/>
+      </w:pPr>
+    </w:lvl>
+    <w:lvl w:ilvl="8" w:tplc="0809001B" w:tentative="1">
+      <w:start w:val="1"/>
+      <w:numFmt w:val="lowerRoman"/>
+      <w:lvlText w:val="%9."/>
+      <w:lvlJc w:val="right"/>
+      <w:pPr>
+        <w:ind w:left="6480" w:hanging="180"/>
+      </w:pPr>
     </w:lvl>
   </w:abstractNum>
   <w:num w:numId="1" w16cid:durableId="475613095">
@@ -3259,10 +4508,22 @@
     <w:abstractNumId w:val="0"/>
   </w:num>
   <w:num w:numId="3" w16cid:durableId="1913081157">
-    <w:abstractNumId w:val="3"/>
+    <w:abstractNumId w:val="4"/>
   </w:num>
   <w:num w:numId="4" w16cid:durableId="935819916">
     <w:abstractNumId w:val="2"/>
+  </w:num>
+  <w:num w:numId="5" w16cid:durableId="1564486959">
+    <w:abstractNumId w:val="6"/>
+  </w:num>
+  <w:num w:numId="6" w16cid:durableId="505903274">
+    <w:abstractNumId w:val="5"/>
+  </w:num>
+  <w:num w:numId="7" w16cid:durableId="584798701">
+    <w:abstractNumId w:val="7"/>
+  </w:num>
+  <w:num w:numId="8" w16cid:durableId="1204708765">
+    <w:abstractNumId w:val="3"/>
   </w:num>
 </w:numbering>
 </file>
@@ -3667,6 +4928,7 @@
   <w:style w:type="paragraph" w:default="1" w:styleId="Normal">
     <w:name w:val="Normal"/>
     <w:qFormat/>
+    <w:rsid w:val="001A0EB7"/>
   </w:style>
   <w:style w:type="paragraph" w:styleId="Ttulo1">
     <w:name w:val="heading 1"/>
@@ -3867,6 +5129,7 @@
   <w:style w:type="character" w:default="1" w:styleId="Fuentedeprrafopredeter">
     <w:name w:val="Default Paragraph Font"/>
     <w:uiPriority w:val="1"/>
+    <w:semiHidden/>
     <w:unhideWhenUsed/>
   </w:style>
   <w:style w:type="table" w:default="1" w:styleId="Tablanormal">
@@ -4342,6 +5605,61 @@
       <w:u w:val="single"/>
     </w:rPr>
   </w:style>
+  <w:style w:type="paragraph" w:customStyle="1" w:styleId="Requirement-Body">
+    <w:name w:val="Requirement - Body"/>
+    <w:basedOn w:val="Lista"/>
+    <w:qFormat/>
+    <w:rsid w:val="00C050BD"/>
+    <w:pPr>
+      <w:numPr>
+        <w:numId w:val="5"/>
+      </w:numPr>
+      <w:tabs>
+        <w:tab w:val="num" w:pos="360"/>
+      </w:tabs>
+      <w:spacing w:before="120" w:after="120" w:line="240" w:lineRule="auto"/>
+      <w:ind w:left="567" w:hanging="283"/>
+      <w:jc w:val="both"/>
+    </w:pPr>
+    <w:rPr>
+      <w:lang w:val="en-GB"/>
+    </w:rPr>
+  </w:style>
+  <w:style w:type="paragraph" w:styleId="Lista">
+    <w:name w:val="List"/>
+    <w:basedOn w:val="Normal"/>
+    <w:uiPriority w:val="99"/>
+    <w:semiHidden/>
+    <w:unhideWhenUsed/>
+    <w:rsid w:val="00C050BD"/>
+    <w:pPr>
+      <w:ind w:left="283" w:hanging="283"/>
+      <w:contextualSpacing/>
+    </w:pPr>
+  </w:style>
+  <w:style w:type="paragraph" w:customStyle="1" w:styleId="Requirement-HeaderS1">
+    <w:name w:val="Requirement - Header S1"/>
+    <w:basedOn w:val="Lista"/>
+    <w:next w:val="Requirement-Body"/>
+    <w:qFormat/>
+    <w:rsid w:val="00C050BD"/>
+    <w:pPr>
+      <w:numPr>
+        <w:numId w:val="7"/>
+      </w:numPr>
+      <w:pBdr>
+        <w:top w:val="dotted" w:sz="4" w:space="1" w:color="D9D9D9" w:themeColor="background1" w:themeShade="D9"/>
+        <w:left w:val="dotted" w:sz="4" w:space="4" w:color="D9D9D9" w:themeColor="background1" w:themeShade="D9"/>
+        <w:bottom w:val="dotted" w:sz="4" w:space="1" w:color="D9D9D9" w:themeColor="background1" w:themeShade="D9"/>
+        <w:right w:val="dotted" w:sz="4" w:space="4" w:color="D9D9D9" w:themeColor="background1" w:themeShade="D9"/>
+      </w:pBdr>
+      <w:spacing w:before="120" w:after="120" w:line="240" w:lineRule="auto"/>
+      <w:jc w:val="both"/>
+    </w:pPr>
+    <w:rPr>
+      <w:lang w:val="en-GB"/>
+    </w:rPr>
+  </w:style>
 </w:styles>
 </file>
 
